--- a/MIDNIGHT_DINER_FULL_SCRIPT_DRAFT.docx
+++ b/MIDNIGHT_DINER_FULL_SCRIPT_DRAFT.docx
@@ -29,13 +29,27 @@
         <w:pStyle w:val="a3"/>
       </w:pPr>
       <w:r>
-        <w:rPr>
-          <w:rFonts w:hint="eastAsia"/>
-        </w:rPr>
-        <w:t>가칭</w:t>
-      </w:r>
-      <w:r>
-        <w:t xml:space="preserve"> 《심야식당》</w:t>
+        <w:t>《</w:t>
+      </w:r>
+      <w:proofErr w:type="spellStart"/>
+      <w:r>
+        <w:rPr>
+          <w:rFonts w:hint="eastAsia"/>
+        </w:rPr>
+        <w:t>달빛</w:t>
+      </w:r>
+      <w:r>
+        <w:t>식</w:t>
+      </w:r>
+      <w:r>
+        <w:rPr>
+          <w:rFonts w:hint="eastAsia"/>
+        </w:rPr>
+        <w:t>탁</w:t>
+      </w:r>
+      <w:proofErr w:type="spellEnd"/>
+      <w:r>
+        <w:t>》</w:t>
       </w:r>
     </w:p>
     <w:p>
@@ -420,9 +434,6 @@
     <w:p>
       <w:pPr>
         <w:pStyle w:val="Direction"/>
-        <w:rPr>
-          <w:rFonts w:hint="eastAsia"/>
-        </w:rPr>
       </w:pPr>
       <w:proofErr w:type="gramStart"/>
       <w:r>
@@ -475,9 +486,6 @@
     <w:p>
       <w:pPr>
         <w:pStyle w:val="Direction"/>
-        <w:rPr>
-          <w:rFonts w:hint="eastAsia"/>
-        </w:rPr>
       </w:pPr>
     </w:p>
     <w:p>
@@ -2732,9 +2740,6 @@
     <w:p>
       <w:pPr>
         <w:pStyle w:val="SceneMetadata"/>
-        <w:rPr>
-          <w:rFonts w:hint="eastAsia"/>
-        </w:rPr>
       </w:pPr>
       <w:proofErr w:type="gramStart"/>
       <w:r>
@@ -5803,9 +5808,6 @@
     <w:p>
       <w:pPr>
         <w:pStyle w:val="Dialogue"/>
-        <w:rPr>
-          <w:rFonts w:hint="eastAsia"/>
-        </w:rPr>
       </w:pPr>
       <w:r>
         <w:rPr>
@@ -6610,10 +6612,7 @@
         <w:pStyle w:val="2"/>
       </w:pPr>
       <w:r>
-        <w:t>C1-02</w:t>
-      </w:r>
-      <w:r>
-        <w:t xml:space="preserve">. </w:t>
+        <w:t xml:space="preserve">C1-02. </w:t>
       </w:r>
       <w:r>
         <w:rPr>
@@ -6643,10 +6642,7 @@
         <w:t xml:space="preserve">  </w:t>
       </w:r>
       <w:r>
-        <w:t>3</w:t>
-      </w:r>
-      <w:r>
-        <w:t>일차</w:t>
+        <w:t>3일차</w:t>
       </w:r>
       <w:proofErr w:type="gramEnd"/>
       <w:r>
@@ -6681,9 +6677,6 @@
     <w:p>
       <w:pPr>
         <w:pStyle w:val="Journal"/>
-        <w:rPr>
-          <w:rFonts w:hint="eastAsia"/>
-        </w:rPr>
       </w:pPr>
       <w:proofErr w:type="gramStart"/>
       <w:r>
@@ -7209,9 +7202,6 @@
     <w:p>
       <w:pPr>
         <w:pStyle w:val="BranchResponse"/>
-        <w:rPr>
-          <w:rFonts w:hint="eastAsia"/>
-        </w:rPr>
       </w:pPr>
       <w:proofErr w:type="spellStart"/>
       <w:r>
@@ -7428,9 +7418,6 @@
     <w:p>
       <w:pPr>
         <w:pStyle w:val="Direction"/>
-        <w:rPr>
-          <w:rFonts w:hint="eastAsia"/>
-        </w:rPr>
       </w:pPr>
       <w:proofErr w:type="gramStart"/>
       <w:r>
@@ -7599,9 +7586,6 @@
     <w:p>
       <w:pPr>
         <w:pStyle w:val="Bubble"/>
-        <w:rPr>
-          <w:rFonts w:hint="eastAsia"/>
-        </w:rPr>
       </w:pPr>
       <w:r>
         <w:rPr>
@@ -7676,9 +7660,6 @@
     <w:p>
       <w:pPr>
         <w:pStyle w:val="Bubble"/>
-        <w:rPr>
-          <w:rFonts w:hint="eastAsia"/>
-        </w:rPr>
       </w:pPr>
       <w:r>
         <w:rPr>
@@ -7745,9 +7726,6 @@
     <w:p>
       <w:pPr>
         <w:pStyle w:val="Bubble"/>
-        <w:rPr>
-          <w:rFonts w:hint="eastAsia"/>
-        </w:rPr>
       </w:pPr>
       <w:r>
         <w:rPr>
@@ -7806,9 +7784,6 @@
     <w:p>
       <w:pPr>
         <w:pStyle w:val="Bubble"/>
-        <w:rPr>
-          <w:rFonts w:hint="eastAsia"/>
-        </w:rPr>
       </w:pPr>
       <w:r>
         <w:rPr>
@@ -7957,9 +7932,6 @@
     <w:p>
       <w:pPr>
         <w:pStyle w:val="Bubble"/>
-        <w:rPr>
-          <w:rFonts w:hint="eastAsia"/>
-        </w:rPr>
       </w:pPr>
       <w:r>
         <w:rPr>
@@ -8277,9 +8249,6 @@
     <w:p>
       <w:pPr>
         <w:pStyle w:val="Direction"/>
-        <w:rPr>
-          <w:rFonts w:hint="eastAsia"/>
-        </w:rPr>
       </w:pPr>
     </w:p>
     <w:p>
@@ -8339,9 +8308,6 @@
     <w:p>
       <w:pPr>
         <w:pStyle w:val="Direction"/>
-        <w:rPr>
-          <w:rFonts w:hint="eastAsia"/>
-        </w:rPr>
       </w:pPr>
       <w:proofErr w:type="gramStart"/>
       <w:r>
@@ -8633,9 +8599,6 @@
     <w:p>
       <w:pPr>
         <w:pStyle w:val="Dialogue"/>
-        <w:rPr>
-          <w:rFonts w:hint="eastAsia"/>
-        </w:rPr>
       </w:pPr>
       <w:r>
         <w:rPr>
@@ -9025,7 +8988,6 @@
         <w:pStyle w:val="Direction"/>
         <w:ind w:left="0"/>
         <w:rPr>
-          <w:rFonts w:hint="eastAsia"/>
           <w:b/>
           <w:color w:val="756A63"/>
         </w:rPr>
@@ -9034,9 +8996,6 @@
     <w:p>
       <w:pPr>
         <w:pStyle w:val="Direction"/>
-        <w:rPr>
-          <w:rFonts w:hint="eastAsia"/>
-        </w:rPr>
       </w:pPr>
       <w:proofErr w:type="gramStart"/>
       <w:r>
@@ -9287,9 +9246,6 @@
     <w:p>
       <w:pPr>
         <w:pStyle w:val="Dialogue"/>
-        <w:rPr>
-          <w:rFonts w:hint="eastAsia"/>
-        </w:rPr>
       </w:pPr>
       <w:proofErr w:type="spellStart"/>
       <w:r>
@@ -9621,21 +9577,7 @@
         <w:rPr>
           <w:rFonts w:hint="eastAsia"/>
         </w:rPr>
-        <w:t>나름 잘 지내고 있답니다</w:t>
-      </w:r>
-      <w:proofErr w:type="gramStart"/>
-      <w:r>
-        <w:rPr>
-          <w:rFonts w:hint="eastAsia"/>
-        </w:rPr>
-        <w:t xml:space="preserve">. </w:t>
-      </w:r>
-      <w:proofErr w:type="gramEnd"/>
-      <w:r>
-        <w:rPr>
-          <w:rFonts w:hint="eastAsia"/>
-        </w:rPr>
-        <w:t xml:space="preserve">저한테 </w:t>
+        <w:t xml:space="preserve">나름 잘 지내고 있답니다. 저한테 </w:t>
       </w:r>
       <w:proofErr w:type="spellStart"/>
       <w:r>
@@ -9760,21 +9702,7 @@
         <w:rPr>
           <w:rFonts w:hint="eastAsia"/>
         </w:rPr>
-        <w:t xml:space="preserve"> 잠깐 </w:t>
-      </w:r>
-      <w:proofErr w:type="spellStart"/>
-      <w:r>
-        <w:rPr>
-          <w:rFonts w:hint="eastAsia"/>
-        </w:rPr>
-        <w:t>웃는다</w:t>
-      </w:r>
-      <w:proofErr w:type="spellEnd"/>
-      <w:r>
-        <w:rPr>
-          <w:rFonts w:hint="eastAsia"/>
-        </w:rPr>
-        <w:t xml:space="preserve">. </w:t>
+        <w:t xml:space="preserve"> 잠깐 웃는다. </w:t>
       </w:r>
       <w:r>
         <w:t>“</w:t>
@@ -9792,9 +9720,6 @@
     <w:p>
       <w:pPr>
         <w:pStyle w:val="Dialogue"/>
-        <w:rPr>
-          <w:rFonts w:hint="eastAsia"/>
-        </w:rPr>
       </w:pPr>
       <w:r>
         <w:rPr>
@@ -9988,9 +9913,6 @@
     <w:p>
       <w:pPr>
         <w:pStyle w:val="Journal"/>
-        <w:rPr>
-          <w:rFonts w:hint="eastAsia"/>
-        </w:rPr>
       </w:pPr>
       <w:proofErr w:type="gramStart"/>
       <w:r>
@@ -11398,7 +11320,7 @@
         <w:rPr>
           <w:rFonts w:hint="eastAsia"/>
         </w:rPr>
-        <w:t>김다은씨</w:t>
+        <w:t>다은씨</w:t>
       </w:r>
       <w:proofErr w:type="spellEnd"/>
       <w:r>
@@ -11451,17 +11373,12 @@
         </w:rPr>
         <w:t xml:space="preserve">가능하면 만나서 얘기하고 </w:t>
       </w:r>
-      <w:proofErr w:type="gramStart"/>
-      <w:r>
-        <w:rPr>
-          <w:rFonts w:hint="eastAsia"/>
-        </w:rPr>
-        <w:t>싶은데</w:t>
-      </w:r>
-      <w:r>
-        <w:t>…</w:t>
-      </w:r>
-      <w:proofErr w:type="gramEnd"/>
+      <w:r>
+        <w:rPr>
+          <w:rFonts w:hint="eastAsia"/>
+        </w:rPr>
+        <w:t>싶은데.</w:t>
+      </w:r>
       <w:r>
         <w:t>’ 주인공은 잠시 망설이다</w:t>
       </w:r>
@@ -11502,6 +11419,12 @@
         <w:t>같아요</w:t>
       </w:r>
       <w:r>
+        <w:rPr>
+          <w:rFonts w:hint="eastAsia"/>
+        </w:rPr>
+        <w:t>.</w:t>
+      </w:r>
+      <w:r>
         <w:t>’</w:t>
       </w:r>
       <w:r>
@@ -11580,9 +11503,6 @@
     <w:p>
       <w:pPr>
         <w:pStyle w:val="Direction"/>
-        <w:rPr>
-          <w:rFonts w:hint="eastAsia"/>
-        </w:rPr>
       </w:pPr>
       <w:proofErr w:type="gramStart"/>
       <w:r>
@@ -11789,7 +11709,7 @@
           <w:b/>
           <w:color w:val="756A63"/>
         </w:rPr>
-        <w:t>연출</w:t>
+        <w:t>자막</w:t>
       </w:r>
       <w:r>
         <w:rPr>
@@ -12113,9 +12033,6 @@
     <w:p>
       <w:pPr>
         <w:pStyle w:val="Dialogue"/>
-        <w:rPr>
-          <w:rFonts w:hint="eastAsia"/>
-        </w:rPr>
       </w:pPr>
       <w:r>
         <w:rPr>
@@ -12291,7 +12208,7 @@
           <w:b/>
           <w:color w:val="756A63"/>
         </w:rPr>
-        <w:t>연출</w:t>
+        <w:t>자막</w:t>
       </w:r>
       <w:r>
         <w:rPr>
@@ -12345,7 +12262,269 @@
     </w:p>
     <w:p>
       <w:pPr>
+        <w:pStyle w:val="Choice"/>
+      </w:pPr>
+      <w:r>
+        <w:rPr>
+          <w:rFonts w:hint="eastAsia"/>
+          <w:b/>
+          <w:color w:val="7C4A2D"/>
+        </w:rPr>
+        <w:t>완성도</w:t>
+      </w:r>
+      <w:r>
+        <w:rPr>
+          <w:b/>
+          <w:color w:val="7C4A2D"/>
+        </w:rPr>
+        <w:t xml:space="preserve"> </w:t>
+      </w:r>
+      <w:r>
+        <w:rPr>
+          <w:rFonts w:hint="eastAsia"/>
+          <w:b/>
+          <w:color w:val="7C4A2D"/>
+        </w:rPr>
+        <w:t>80이상</w:t>
+      </w:r>
+    </w:p>
+    <w:p>
+      <w:pPr>
+        <w:pStyle w:val="BranchResponse"/>
+      </w:pPr>
+      <w:proofErr w:type="spellStart"/>
+      <w:r>
+        <w:rPr>
+          <w:b/>
+          <w:color w:val="35645F"/>
+        </w:rPr>
+        <w:t>A</w:t>
+      </w:r>
+      <w:proofErr w:type="spellEnd"/>
+      <w:r>
+        <w:rPr>
+          <w:b/>
+          <w:color w:val="35645F"/>
+        </w:rPr>
+        <w:t xml:space="preserve"> </w:t>
+      </w:r>
+      <w:proofErr w:type="gramStart"/>
+      <w:r>
+        <w:rPr>
+          <w:b/>
+          <w:color w:val="35645F"/>
+        </w:rPr>
+        <w:t xml:space="preserve">반응  </w:t>
+      </w:r>
+      <w:proofErr w:type="spellStart"/>
+      <w:r>
+        <w:rPr>
+          <w:rFonts w:hint="eastAsia"/>
+        </w:rPr>
+        <w:t>다은씨</w:t>
+      </w:r>
+      <w:proofErr w:type="spellEnd"/>
+      <w:proofErr w:type="gramEnd"/>
+      <w:r>
+        <w:rPr>
+          <w:rFonts w:hint="eastAsia"/>
+        </w:rPr>
+        <w:t xml:space="preserve"> </w:t>
+      </w:r>
+      <w:r>
+        <w:rPr>
+          <w:rFonts w:hint="eastAsia"/>
+        </w:rPr>
+        <w:t>음식</w:t>
+      </w:r>
+      <w:r>
+        <w:rPr>
+          <w:rFonts w:hint="eastAsia"/>
+        </w:rPr>
+        <w:t xml:space="preserve"> 잘하네 금방 유명해지겠는데?</w:t>
+      </w:r>
+    </w:p>
+    <w:p>
+      <w:pPr>
+        <w:pStyle w:val="Choice"/>
+      </w:pPr>
+      <w:r>
+        <w:rPr>
+          <w:rFonts w:hint="eastAsia"/>
+          <w:b/>
+          <w:color w:val="7C4A2D"/>
+        </w:rPr>
+        <w:t>완성도</w:t>
+      </w:r>
+      <w:r>
+        <w:rPr>
+          <w:b/>
+          <w:color w:val="7C4A2D"/>
+        </w:rPr>
+        <w:t xml:space="preserve"> 60</w:t>
+      </w:r>
+      <w:r>
+        <w:rPr>
+          <w:rFonts w:hint="eastAsia"/>
+          <w:b/>
+          <w:color w:val="7C4A2D"/>
+        </w:rPr>
+        <w:t>이상</w:t>
+      </w:r>
+      <w:r>
+        <w:rPr>
+          <w:b/>
+          <w:color w:val="7C4A2D"/>
+        </w:rPr>
+        <w:t xml:space="preserve">  </w:t>
+      </w:r>
+    </w:p>
+    <w:p>
+      <w:pPr>
+        <w:pStyle w:val="BranchResponse"/>
+      </w:pPr>
+      <w:proofErr w:type="spellStart"/>
+      <w:r>
+        <w:rPr>
+          <w:b/>
+          <w:color w:val="35645F"/>
+        </w:rPr>
+        <w:t>B</w:t>
+      </w:r>
+      <w:proofErr w:type="spellEnd"/>
+      <w:r>
+        <w:rPr>
+          <w:b/>
+          <w:color w:val="35645F"/>
+        </w:rPr>
+        <w:t xml:space="preserve"> </w:t>
+      </w:r>
+      <w:proofErr w:type="gramStart"/>
+      <w:r>
+        <w:rPr>
+          <w:b/>
+          <w:color w:val="35645F"/>
+        </w:rPr>
+        <w:t xml:space="preserve">반응  </w:t>
+      </w:r>
+      <w:r>
+        <w:rPr>
+          <w:rFonts w:hint="eastAsia"/>
+        </w:rPr>
+        <w:t>맛이</w:t>
+      </w:r>
+      <w:proofErr w:type="gramEnd"/>
+      <w:r>
+        <w:rPr>
+          <w:rFonts w:hint="eastAsia"/>
+        </w:rPr>
+        <w:t xml:space="preserve"> 조금 아쉽지만 잘 먹었습니다!</w:t>
+      </w:r>
+    </w:p>
+    <w:p>
+      <w:pPr>
+        <w:pStyle w:val="Choice"/>
+      </w:pPr>
+      <w:r>
+        <w:rPr>
+          <w:rFonts w:hint="eastAsia"/>
+          <w:b/>
+          <w:color w:val="7C4A2D"/>
+        </w:rPr>
+        <w:t>완성도</w:t>
+      </w:r>
+      <w:r>
+        <w:rPr>
+          <w:b/>
+          <w:color w:val="7C4A2D"/>
+        </w:rPr>
+        <w:t xml:space="preserve"> 60</w:t>
+      </w:r>
+      <w:r>
+        <w:rPr>
+          <w:rFonts w:hint="eastAsia"/>
+          <w:b/>
+          <w:color w:val="7C4A2D"/>
+        </w:rPr>
+        <w:t>미만</w:t>
+      </w:r>
+      <w:r>
+        <w:rPr>
+          <w:b/>
+          <w:color w:val="7C4A2D"/>
+        </w:rPr>
+        <w:t xml:space="preserve">  </w:t>
+      </w:r>
+    </w:p>
+    <w:p>
+      <w:pPr>
+        <w:pStyle w:val="BranchResponse"/>
+      </w:pPr>
+      <w:r>
+        <w:rPr>
+          <w:rFonts w:hint="eastAsia"/>
+          <w:b/>
+          <w:color w:val="35645F"/>
+        </w:rPr>
+        <w:t>C</w:t>
+      </w:r>
+      <w:r>
+        <w:rPr>
+          <w:b/>
+          <w:color w:val="35645F"/>
+        </w:rPr>
+        <w:t xml:space="preserve"> </w:t>
+      </w:r>
+      <w:proofErr w:type="gramStart"/>
+      <w:r>
+        <w:rPr>
+          <w:b/>
+          <w:color w:val="35645F"/>
+        </w:rPr>
+        <w:t xml:space="preserve">반응  </w:t>
+      </w:r>
+      <w:r>
+        <w:rPr>
+          <w:rFonts w:hint="eastAsia"/>
+        </w:rPr>
+        <w:t>맛은</w:t>
+      </w:r>
+      <w:proofErr w:type="gramEnd"/>
+      <w:r>
+        <w:rPr>
+          <w:rFonts w:hint="eastAsia"/>
+        </w:rPr>
+        <w:t xml:space="preserve"> 비슷하게 나네요 </w:t>
+      </w:r>
+      <w:proofErr w:type="spellStart"/>
+      <w:r>
+        <w:rPr>
+          <w:rFonts w:hint="eastAsia"/>
+        </w:rPr>
+        <w:t>앞으로를</w:t>
+      </w:r>
+      <w:proofErr w:type="spellEnd"/>
+      <w:r>
+        <w:rPr>
+          <w:rFonts w:hint="eastAsia"/>
+        </w:rPr>
+        <w:t xml:space="preserve"> 기대하겠습니다.</w:t>
+      </w:r>
+    </w:p>
+    <w:p>
+      <w:pPr>
+        <w:pStyle w:val="Direction"/>
+        <w:rPr>
+          <w:rFonts w:hint="eastAsia"/>
+        </w:rPr>
+      </w:pPr>
+    </w:p>
+    <w:p>
+      <w:pPr>
         <w:pStyle w:val="Dialogue"/>
+        <w:rPr>
+          <w:rFonts w:hint="eastAsia"/>
+        </w:rPr>
       </w:pPr>
       <w:r>
         <w:rPr>
@@ -12357,8 +12536,21 @@
       </w:r>
       <w:r>
         <w:tab/>
-        <w:t>네가 나간 이유가 일주일 만에 사라졌다고 말하러 온 건 아니야.</w:t>
-      </w:r>
+      </w:r>
+      <w:r>
+        <w:rPr>
+          <w:rFonts w:hint="eastAsia"/>
+        </w:rPr>
+        <w:t xml:space="preserve">좋은 대접도 받았으니 이제 할 일을 </w:t>
+      </w:r>
+      <w:proofErr w:type="gramStart"/>
+      <w:r>
+        <w:rPr>
+          <w:rFonts w:hint="eastAsia"/>
+        </w:rPr>
+        <w:t>해야겠지…</w:t>
+      </w:r>
+      <w:proofErr w:type="gramEnd"/>
     </w:p>
     <w:p>
       <w:pPr>
@@ -12370,45 +12562,103 @@
           <w:b/>
           <w:color w:val="7C4A2D"/>
         </w:rPr>
+        <w:t>팀장</w:t>
+      </w:r>
+      <w:r>
+        <w:tab/>
+      </w:r>
+      <w:r>
+        <w:rPr>
+          <w:rFonts w:hint="eastAsia"/>
+        </w:rPr>
+        <w:t xml:space="preserve">내가 굳이 얼굴을 보자고 한 이유는 </w:t>
+      </w:r>
+    </w:p>
+    <w:p>
+      <w:pPr>
+        <w:pStyle w:val="Dialogue"/>
+      </w:pPr>
+      <w:r>
+        <w:rPr>
+          <w:rFonts w:hint="eastAsia"/>
+          <w:b/>
+          <w:color w:val="7C4A2D"/>
+        </w:rPr>
+        <w:lastRenderedPageBreak/>
+        <w:t>팀장</w:t>
+      </w:r>
+      <w:r>
+        <w:tab/>
+        <w:t>네</w:t>
+      </w:r>
+      <w:r>
+        <w:rPr>
+          <w:rFonts w:hint="eastAsia"/>
+        </w:rPr>
+        <w:t xml:space="preserve"> 사표 아직 수리 </w:t>
+      </w:r>
+      <w:proofErr w:type="spellStart"/>
+      <w:r>
+        <w:rPr>
+          <w:rFonts w:hint="eastAsia"/>
+        </w:rPr>
+        <w:t>안됐어</w:t>
+      </w:r>
+      <w:proofErr w:type="spellEnd"/>
+      <w:r>
+        <w:t xml:space="preserve">. 이번 달 안이라면 복귀 </w:t>
+      </w:r>
+      <w:r>
+        <w:rPr>
+          <w:rFonts w:hint="eastAsia"/>
+        </w:rPr>
+        <w:t xml:space="preserve">할 수 </w:t>
+      </w:r>
+      <w:r>
+        <w:t xml:space="preserve">있어. </w:t>
+      </w:r>
+      <w:r>
+        <w:rPr>
+          <w:rFonts w:hint="eastAsia"/>
+        </w:rPr>
+        <w:t xml:space="preserve">한달 쉬고 다시 </w:t>
+      </w:r>
+      <w:proofErr w:type="spellStart"/>
+      <w:r>
+        <w:rPr>
+          <w:rFonts w:hint="eastAsia"/>
+        </w:rPr>
+        <w:t>돌아오는거지</w:t>
+      </w:r>
+      <w:proofErr w:type="spellEnd"/>
+      <w:r>
+        <w:rPr>
+          <w:rFonts w:hint="eastAsia"/>
+        </w:rPr>
+        <w:t>.</w:t>
+      </w:r>
+    </w:p>
+    <w:p>
+      <w:pPr>
+        <w:pStyle w:val="Dialogue"/>
+      </w:pPr>
+      <w:r>
+        <w:rPr>
+          <w:rFonts w:hint="eastAsia"/>
+          <w:b/>
+          <w:color w:val="7C4A2D"/>
+        </w:rPr>
         <w:t>주인공</w:t>
       </w:r>
       <w:r>
         <w:tab/>
-        <w:t>그럼 왜 오셨어요?</w:t>
-      </w:r>
-    </w:p>
-    <w:p>
-      <w:pPr>
-        <w:pStyle w:val="Dialogue"/>
-      </w:pPr>
-      <w:r>
-        <w:rPr>
-          <w:rFonts w:hint="eastAsia"/>
-          <w:b/>
-          <w:color w:val="7C4A2D"/>
-        </w:rPr>
-        <w:t>팀장</w:t>
-      </w:r>
-      <w:r>
-        <w:tab/>
-        <w:t>네 자리를 아직 채용 중이야. 이번 달 안이라면 새 사람을 확정하기 전에 복귀 협의를 시작할 수 있어. 같은 자리와 조건을 무조건 보장한다는 뜻은 아니지만, 돌아갈 가능성은 열려 있어.</w:t>
-      </w:r>
-    </w:p>
-    <w:p>
-      <w:pPr>
-        <w:pStyle w:val="Dialogue"/>
-      </w:pPr>
-      <w:r>
-        <w:rPr>
-          <w:rFonts w:hint="eastAsia"/>
-          <w:b/>
-          <w:color w:val="7C4A2D"/>
-        </w:rPr>
-        <w:t>주인공</w:t>
-      </w:r>
-      <w:r>
-        <w:tab/>
-        <w:t>제가 다시 필요해서인가요?</w:t>
+        <w:t>제가 필요</w:t>
+      </w:r>
+      <w:r>
+        <w:rPr>
+          <w:rFonts w:hint="eastAsia"/>
+        </w:rPr>
+        <w:t>한가요?</w:t>
       </w:r>
     </w:p>
     <w:p>
@@ -12434,7 +12684,13 @@
         <w:t>싫단</w:t>
       </w:r>
       <w:r>
-        <w:t xml:space="preserve"> 사람을 붙잡으러 온 건 아니야. 네가 돌아갈 문이 닫혔다고 생각한 채 결정하지 않았으면 해서 왔어.</w:t>
+        <w:t xml:space="preserve"> 사람을 붙잡으러 온 건 아니야. </w:t>
+      </w:r>
+      <w:r>
+        <w:rPr>
+          <w:rFonts w:hint="eastAsia"/>
+        </w:rPr>
+        <w:t>요리 할 때 네 표정이 즐거워 보였거든.</w:t>
       </w:r>
     </w:p>
     <w:p>
@@ -12478,7 +12734,16 @@
       </w:r>
       <w:proofErr w:type="gramEnd"/>
       <w:r>
-        <w:t xml:space="preserve"> 수 있다는 말에 안도했다고 솔직히 말한다.</w:t>
+        <w:t xml:space="preserve"> 수 있다는 말에 </w:t>
+      </w:r>
+      <w:r>
+        <w:rPr>
+          <w:rFonts w:hint="eastAsia"/>
+        </w:rPr>
+        <w:t>놀랐다고</w:t>
+      </w:r>
+      <w:r>
+        <w:t xml:space="preserve"> 솔직히 말한다.</w:t>
       </w:r>
     </w:p>
     <w:p>
@@ -12491,7 +12756,6 @@
           <w:b/>
           <w:color w:val="35645F"/>
         </w:rPr>
-        <w:lastRenderedPageBreak/>
         <w:t>A</w:t>
       </w:r>
       <w:proofErr w:type="spellEnd"/>
@@ -12515,7 +12779,30 @@
       </w:r>
       <w:proofErr w:type="gramEnd"/>
       <w:r>
-        <w:t>: “안도하는 마음이 여기서 보낸 시간을 거짓으로 만들지는 않아.”</w:t>
+        <w:t>: “</w:t>
+      </w:r>
+      <w:r>
+        <w:rPr>
+          <w:rFonts w:hint="eastAsia"/>
+        </w:rPr>
+        <w:t xml:space="preserve">너같이 </w:t>
+      </w:r>
+      <w:proofErr w:type="spellStart"/>
+      <w:r>
+        <w:rPr>
+          <w:rFonts w:hint="eastAsia"/>
+        </w:rPr>
+        <w:t>능력있는</w:t>
+      </w:r>
+      <w:proofErr w:type="spellEnd"/>
+      <w:r>
+        <w:rPr>
+          <w:rFonts w:hint="eastAsia"/>
+        </w:rPr>
+        <w:t xml:space="preserve"> 사람 흔치 않아</w:t>
+      </w:r>
+      <w:r>
+        <w:t>.”</w:t>
       </w:r>
     </w:p>
     <w:p>
@@ -12674,7 +12961,16 @@
       </w:r>
       <w:r>
         <w:tab/>
-        <w:t xml:space="preserve">돌아오는 게 실패도 아니고, 남는 게 용기라는 뜻도 아니야. 네가 어디서 다시 해 보고 </w:t>
+        <w:t xml:space="preserve">돌아오는 게 실패도 아니고, 남는 게 용기라는 뜻도 아니야. 네가 어디서 </w:t>
+      </w:r>
+      <w:r>
+        <w:rPr>
+          <w:rFonts w:hint="eastAsia"/>
+        </w:rPr>
+        <w:t>뭘 해</w:t>
+      </w:r>
+      <w:r>
+        <w:t xml:space="preserve">보고 </w:t>
       </w:r>
       <w:proofErr w:type="spellStart"/>
       <w:r>
@@ -12716,7 +13012,16 @@
       </w:r>
       <w:r>
         <w:tab/>
-        <w:t>이번 달 안. 서두르라는 말은 하지 않을게. 다만 기한은 솔직히 알려 줘야 하니까.</w:t>
+        <w:t xml:space="preserve">이번 달 </w:t>
+      </w:r>
+      <w:r>
+        <w:rPr>
+          <w:rFonts w:hint="eastAsia"/>
+        </w:rPr>
+        <w:t>내로</w:t>
+      </w:r>
+      <w:r>
+        <w:t xml:space="preserve">. 서두르라는 말은 하지 않을게. </w:t>
       </w:r>
     </w:p>
     <w:p>
@@ -12744,7 +13049,13 @@
       </w:r>
       <w:proofErr w:type="gramEnd"/>
       <w:r>
-        <w:t xml:space="preserve"> 계산을 마치고 명함 뒷면에 개인 연락처를 적는다.</w:t>
+        <w:t xml:space="preserve"> 계산을 마치고 </w:t>
+      </w:r>
+      <w:r>
+        <w:rPr>
+          <w:rFonts w:hint="eastAsia"/>
+        </w:rPr>
+        <w:t>인사한다.</w:t>
       </w:r>
     </w:p>
     <w:p>
@@ -12795,7 +13106,27 @@
       </w:r>
       <w:r>
         <w:tab/>
-        <w:t>절반쯤은. 음식은 전부 손님으로 먹었고.</w:t>
+        <w:t>절반쯤은</w:t>
+      </w:r>
+      <w:r>
+        <w:rPr>
+          <w:rFonts w:hint="eastAsia"/>
+        </w:rPr>
+        <w:t xml:space="preserve">? 반쯤은 </w:t>
+      </w:r>
+      <w:proofErr w:type="spellStart"/>
+      <w:r>
+        <w:rPr>
+          <w:rFonts w:hint="eastAsia"/>
+        </w:rPr>
+        <w:t>팀장으로써</w:t>
+      </w:r>
+      <w:proofErr w:type="spellEnd"/>
+      <w:r>
+        <w:rPr>
+          <w:rFonts w:hint="eastAsia"/>
+        </w:rPr>
+        <w:t xml:space="preserve"> 얘기도 했으니까.</w:t>
       </w:r>
     </w:p>
     <w:p>
@@ -12823,7 +13154,16 @@
       </w:r>
       <w:proofErr w:type="gramEnd"/>
       <w:r>
-        <w:t xml:space="preserve"> 나간다. 문이 닫힌 뒤에도 주인공은 한동안 명함을 뒤집지 않는다.</w:t>
+        <w:t xml:space="preserve"> 나간다. 문이 닫힌 뒤에도 주인공은 한동안 </w:t>
+      </w:r>
+      <w:r>
+        <w:rPr>
+          <w:rFonts w:hint="eastAsia"/>
+        </w:rPr>
+        <w:t>멍하니 바라본다</w:t>
+      </w:r>
+      <w:r>
+        <w:t>.</w:t>
       </w:r>
     </w:p>
     <w:p>
@@ -12831,7 +13171,16 @@
         <w:pStyle w:val="2"/>
       </w:pPr>
       <w:r>
-        <w:t>C1-END. 불은 아직 켜져 있다</w:t>
+        <w:t xml:space="preserve">C1-END. </w:t>
+      </w:r>
+      <w:r>
+        <w:rPr>
+          <w:rFonts w:hint="eastAsia"/>
+        </w:rPr>
+        <w:t xml:space="preserve">식당 </w:t>
+      </w:r>
+      <w:r>
+        <w:t>불은 아직 켜져 있다</w:t>
       </w:r>
     </w:p>
     <w:p>
@@ -12942,7 +13291,7 @@
       </w:r>
       <w:proofErr w:type="gramEnd"/>
       <w:r>
-        <w:t xml:space="preserve"> 마지막 그릇을 씻고 정산을 끝낸다. 계산대 위에는 팀장의 명함과 프롤로그에서 기철이 남긴 택시 영수증 메모가 나란히 놓여 있다.</w:t>
+        <w:t xml:space="preserve"> 마지막 그릇을 씻고 정산을 끝낸다. </w:t>
       </w:r>
     </w:p>
     <w:p>
@@ -12999,6 +13348,7 @@
           <w:b/>
           <w:color w:val="756A63"/>
         </w:rPr>
+        <w:lastRenderedPageBreak/>
         <w:t>연출</w:t>
       </w:r>
       <w:r>
@@ -13013,15 +13363,22 @@
       </w:r>
       <w:proofErr w:type="gramEnd"/>
       <w:r>
-        <w:t xml:space="preserve"> 회사 상자를 본다. 아직 정리하지 않은 사원 수첩이 안에 있다. 시선을 돌리면 오늘 쓴 </w:t>
-      </w:r>
-      <w:proofErr w:type="spellStart"/>
-      <w:r>
-        <w:t>영업일지와</w:t>
-      </w:r>
-      <w:proofErr w:type="spellEnd"/>
-      <w:r>
-        <w:t xml:space="preserve"> 손님이 남긴 냅킨 메모가 보인다.</w:t>
+        <w:t xml:space="preserve"> 회사 상자를 본다. 아직 정리하지 않은 사원 수첩이 안에 있다. 시선을 돌리면 오늘 </w:t>
+      </w:r>
+      <w:r>
+        <w:rPr>
+          <w:rFonts w:hint="eastAsia"/>
+        </w:rPr>
+        <w:t>쓸</w:t>
+      </w:r>
+      <w:r>
+        <w:t xml:space="preserve"> 영업일지</w:t>
+      </w:r>
+      <w:r>
+        <w:rPr>
+          <w:rFonts w:hint="eastAsia"/>
+        </w:rPr>
+        <w:t>가 보인다.</w:t>
       </w:r>
     </w:p>
     <w:p>
@@ -13038,7 +13395,24 @@
       </w:r>
       <w:r>
         <w:tab/>
-        <w:t>힘들기만 했다면 돌아가면 됐을 텐데.</w:t>
+        <w:t xml:space="preserve">힘들기만 했다면 </w:t>
+      </w:r>
+      <w:proofErr w:type="spellStart"/>
+      <w:r>
+        <w:t>돌아</w:t>
+      </w:r>
+      <w:r>
+        <w:rPr>
+          <w:rFonts w:hint="eastAsia"/>
+        </w:rPr>
+        <w:t>갔을</w:t>
+      </w:r>
+      <w:r>
+        <w:t>텐데</w:t>
+      </w:r>
+      <w:proofErr w:type="spellEnd"/>
+      <w:r>
+        <w:t>.</w:t>
       </w:r>
     </w:p>
     <w:p>
@@ -13068,7 +13442,6 @@
           <w:b/>
           <w:color w:val="7C4A2D"/>
         </w:rPr>
-        <w:lastRenderedPageBreak/>
         <w:t>주인공</w:t>
       </w:r>
       <w:r>
@@ -13208,7 +13581,16 @@
       </w:r>
       <w:proofErr w:type="gramEnd"/>
       <w:r>
-        <w:t xml:space="preserve"> 끝 · 불은 아직 켜져 있다</w:t>
+        <w:t xml:space="preserve"> 끝 · </w:t>
+      </w:r>
+      <w:r>
+        <w:rPr>
+          <w:rFonts w:hint="eastAsia"/>
+        </w:rPr>
+        <w:t xml:space="preserve">식당 </w:t>
+      </w:r>
+      <w:r>
+        <w:t>불은 아직 켜져 있다</w:t>
       </w:r>
     </w:p>
     <w:p>
@@ -13294,7 +13676,16 @@
         <w:t>일반</w:t>
       </w:r>
       <w:r>
-        <w:t xml:space="preserve"> 손님은 식당이 실제로 운영되고 있다는 생활감을 만든다. 확대 대화 화면이나 이름표를 열지 않고, 주문과 만족을 한두 문장 안에서 끝낸다.</w:t>
+        <w:t xml:space="preserve"> 손님은 식당이 실제로 운영되고 있다는 생활감을 만든다. 확대 대화 화면이나 이름표를 열지 않고, </w:t>
+      </w:r>
+      <w:r>
+        <w:rPr>
+          <w:rFonts w:hint="eastAsia"/>
+        </w:rPr>
+        <w:t>주문은 직관적으로 한다</w:t>
+      </w:r>
+      <w:r>
+        <w:t>.</w:t>
       </w:r>
     </w:p>
     <w:p>
@@ -13454,6 +13845,7 @@
         <w:pStyle w:val="2"/>
       </w:pPr>
       <w:r>
+        <w:lastRenderedPageBreak/>
         <w:t>8.2 식사와 퇴장</w:t>
       </w:r>
     </w:p>
@@ -13478,15 +13870,12 @@
       </w:r>
       <w:r>
         <w:tab/>
-        <w:t xml:space="preserve">딱 지금 먹고 싶던 </w:t>
-      </w:r>
-      <w:proofErr w:type="spellStart"/>
-      <w:r>
-        <w:t>온도네요</w:t>
-      </w:r>
-      <w:proofErr w:type="spellEnd"/>
-      <w:r>
-        <w:t>.</w:t>
+      </w:r>
+      <w:r>
+        <w:rPr>
+          <w:rFonts w:hint="eastAsia"/>
+        </w:rPr>
+        <w:t>잘 먹었습니다.</w:t>
       </w:r>
     </w:p>
     <w:p>
@@ -13510,7 +13899,34 @@
       </w:r>
       <w:r>
         <w:tab/>
-        <w:t>늦게까지 하는 곳이 있어서 다행이에요.</w:t>
+      </w:r>
+      <w:proofErr w:type="spellStart"/>
+      <w:r>
+        <w:rPr>
+          <w:rFonts w:hint="eastAsia"/>
+        </w:rPr>
+        <w:t>별점</w:t>
+      </w:r>
+      <w:proofErr w:type="spellEnd"/>
+      <w:r>
+        <w:rPr>
+          <w:rFonts w:hint="eastAsia"/>
+        </w:rPr>
+        <w:t xml:space="preserve"> 5개 </w:t>
+      </w:r>
+      <w:proofErr w:type="spellStart"/>
+      <w:r>
+        <w:rPr>
+          <w:rFonts w:hint="eastAsia"/>
+        </w:rPr>
+        <w:t>남길게요</w:t>
+      </w:r>
+      <w:proofErr w:type="spellEnd"/>
+      <w:r>
+        <w:rPr>
+          <w:rFonts w:hint="eastAsia"/>
+        </w:rPr>
+        <w:t>~</w:t>
       </w:r>
     </w:p>
     <w:p>
@@ -13523,7 +13939,6 @@
           <w:b/>
           <w:color w:val="7C4A2D"/>
         </w:rPr>
-        <w:lastRenderedPageBreak/>
         <w:t>일반</w:t>
       </w:r>
       <w:r>
@@ -13535,7 +13950,12 @@
       </w:r>
       <w:r>
         <w:tab/>
-        <w:t>조금 기다렸지만 미리 말해 주셔서 괜찮았어요.</w:t>
+      </w:r>
+      <w:r>
+        <w:rPr>
+          <w:rFonts w:hint="eastAsia"/>
+        </w:rPr>
+        <w:t>맛있었습니다.</w:t>
       </w:r>
     </w:p>
     <w:p>
@@ -13591,15 +14011,26 @@
       </w:r>
       <w:r>
         <w:tab/>
-        <w:t xml:space="preserve">잘 먹었습니다. </w:t>
-      </w:r>
-      <w:proofErr w:type="spellStart"/>
-      <w:r>
-        <w:t>조심히</w:t>
-      </w:r>
-      <w:proofErr w:type="spellEnd"/>
-      <w:r>
-        <w:t xml:space="preserve"> 마감하세요.</w:t>
+      </w:r>
+      <w:r>
+        <w:rPr>
+          <w:rFonts w:hint="eastAsia"/>
+        </w:rPr>
+        <w:t>또 올게요.</w:t>
+      </w:r>
+    </w:p>
+    <w:p>
+      <w:pPr>
+        <w:pStyle w:val="2"/>
+      </w:pPr>
+      <w:r>
+        <w:t>8.3 조금 아쉬운 완성</w:t>
+      </w:r>
+      <w:r>
+        <w:rPr>
+          <w:rFonts w:hint="eastAsia"/>
+        </w:rPr>
+        <w:t>(60점 미만 요리를 제출시)</w:t>
       </w:r>
     </w:p>
     <w:p>
@@ -13623,15 +14054,12 @@
       </w:r>
       <w:r>
         <w:tab/>
-        <w:t>오늘은 여기까지 먹고 가면 되겠네요.</w:t>
-      </w:r>
-    </w:p>
-    <w:p>
-      <w:pPr>
-        <w:pStyle w:val="2"/>
-      </w:pPr>
-      <w:r>
-        <w:t>8.3 조금 아쉬운 완성</w:t>
+      </w:r>
+      <w:r>
+        <w:rPr>
+          <w:rFonts w:hint="eastAsia"/>
+        </w:rPr>
+        <w:t>맛이 좀 아쉽네요.</w:t>
       </w:r>
     </w:p>
     <w:p>
@@ -13655,7 +14083,20 @@
       </w:r>
       <w:r>
         <w:tab/>
-        <w:t>조금 짜지만 못 먹을 정도는 아니에요.</w:t>
+      </w:r>
+      <w:proofErr w:type="spellStart"/>
+      <w:r>
+        <w:rPr>
+          <w:rFonts w:hint="eastAsia"/>
+        </w:rPr>
+        <w:t>별점</w:t>
+      </w:r>
+      <w:proofErr w:type="spellEnd"/>
+      <w:r>
+        <w:rPr>
+          <w:rFonts w:hint="eastAsia"/>
+        </w:rPr>
+        <w:t xml:space="preserve"> 2개짜리 음식이었어요.</w:t>
       </w:r>
     </w:p>
     <w:p>
@@ -13679,55 +14120,12 @@
       </w:r>
       <w:r>
         <w:tab/>
-        <w:t>다음에는 덜 익혀도 좋을 것 같아요.</w:t>
-      </w:r>
-    </w:p>
-    <w:p>
-      <w:pPr>
-        <w:pStyle w:val="Bubble"/>
-      </w:pPr>
-      <w:r>
-        <w:rPr>
-          <w:rFonts w:hint="eastAsia"/>
-          <w:b/>
-          <w:color w:val="7C4A2D"/>
-        </w:rPr>
-        <w:t>일반</w:t>
-      </w:r>
-      <w:r>
-        <w:rPr>
-          <w:b/>
-          <w:color w:val="7C4A2D"/>
-        </w:rPr>
-        <w:t xml:space="preserve"> 손님</w:t>
-      </w:r>
-      <w:r>
-        <w:tab/>
-        <w:t>괜찮아요. 처음부터 완벽한 곳은 없잖아요.</w:t>
-      </w:r>
-    </w:p>
-    <w:p>
-      <w:pPr>
-        <w:pStyle w:val="Bubble"/>
-      </w:pPr>
-      <w:r>
-        <w:rPr>
-          <w:rFonts w:hint="eastAsia"/>
-          <w:b/>
-          <w:color w:val="7C4A2D"/>
-        </w:rPr>
-        <w:t>일반</w:t>
-      </w:r>
-      <w:r>
-        <w:rPr>
-          <w:b/>
-          <w:color w:val="7C4A2D"/>
-        </w:rPr>
-        <w:t xml:space="preserve"> 손님</w:t>
-      </w:r>
-      <w:r>
-        <w:tab/>
-        <w:t>오늘 취향은 아니었지만 따뜻하게 먹었어요.</w:t>
+      </w:r>
+      <w:r>
+        <w:rPr>
+          <w:rFonts w:hint="eastAsia"/>
+        </w:rPr>
+        <w:t>만족스럽지는 않네요.</w:t>
       </w:r>
     </w:p>
     <w:p>
@@ -13820,7 +14218,10 @@
       </w:r>
       <w:proofErr w:type="spellEnd"/>
       <w:r>
-        <w:t xml:space="preserve"> 대화 일러스트, 택시 기사 외형, 휴대전화 확인 동작</w:t>
+        <w:t xml:space="preserve"> 대화 일러스트, 택시 기사 외형</w:t>
+      </w:r>
+      <w:r>
+        <w:t>,</w:t>
       </w:r>
     </w:p>
     <w:p>
@@ -13884,6 +14285,8 @@
       <w:r>
         <w:t xml:space="preserve"> 붐비는 밤, 낮 준비, 밤 영업에 대응하는 식당 배경</w:t>
       </w:r>
+      <w:bookmarkStart w:id="0" w:name="_GoBack"/>
+      <w:bookmarkEnd w:id="0"/>
     </w:p>
     <w:p>
       <w:pPr>
@@ -14021,6 +14424,7 @@
         <w:rPr>
           <w:rFonts w:hint="eastAsia"/>
         </w:rPr>
+        <w:lastRenderedPageBreak/>
         <w:t xml:space="preserve">팀장의 직접 출연은 </w:t>
       </w:r>
       <w:r>
@@ -14042,7 +14446,6 @@
         </w:numPr>
       </w:pPr>
       <w:r>
-        <w:lastRenderedPageBreak/>
         <w:t>1~7일차에 다른 고유 손님이나 고유 이름을 가진 인물을 등장시키지 않는다.</w:t>
       </w:r>
     </w:p>
@@ -14226,7 +14629,11 @@
       </w:r>
       <w:proofErr w:type="spellEnd"/>
       <w:r>
-        <w:t xml:space="preserve"> 감각과 돌아갈 자리가 남아 있다는 안도 사이에서 더 깊이 흔들린다. 영업 팻말은 뒤집지만 주방 불은 끄지 않은 채, ‘제1장 끝 · 불은 아직 켜져 </w:t>
+        <w:t xml:space="preserve"> 감각과 돌아갈 자리가 남아 있다는 안도 사이에서 더 깊이 흔들린다. 영업 </w:t>
+      </w:r>
+      <w:r>
+        <w:lastRenderedPageBreak/>
+        <w:t xml:space="preserve">팻말은 뒤집지만 주방 불은 끄지 않은 채, ‘제1장 끝 · 불은 아직 켜져 </w:t>
       </w:r>
       <w:proofErr w:type="spellStart"/>
       <w:r>
@@ -14236,8 +14643,6 @@
       <w:r>
         <w:t xml:space="preserve"> 문구로 프롤로그와 첫 장이 끝난다.</w:t>
       </w:r>
-      <w:bookmarkStart w:id="0" w:name="_GoBack"/>
-      <w:bookmarkEnd w:id="0"/>
     </w:p>
     <w:sectPr>
       <w:headerReference w:type="even" r:id="rId7"/>
@@ -14318,7 +14723,7 @@
       <w:rPr>
         <w:noProof/>
       </w:rPr>
-      <w:t>22</w:t>
+      <w:t>23</w:t>
     </w:r>
     <w:r>
       <w:rPr>

--- a/MIDNIGHT_DINER_FULL_SCRIPT_DRAFT.docx
+++ b/MIDNIGHT_DINER_FULL_SCRIPT_DRAFT.docx
@@ -9,6 +9,8 @@
           <w:lang w:val="en-US"/>
         </w:rPr>
       </w:pPr>
+      <w:bookmarkStart w:id="0" w:name="_GoBack"/>
+      <w:bookmarkEnd w:id="0"/>
       <w:r>
         <w:rPr>
           <w:lang w:val="en-US"/>
@@ -185,7 +187,7 @@
         <w:t xml:space="preserve">  </w:t>
       </w:r>
       <w:r>
-        <w:t>8일차 이후의 상세 장면은 현재 제작 범위에서 제외한다. 후속 개발이 확정되면 제2장부터 별도 문서로 확장한다. 주인공 이름, 식당 이름, 음식과 조리법, 최종 에셋 위치는 아직 확정 전이므로 본문에서는 [메뉴 TBD]와 기능 중심 표현을 유지한다.</w:t>
+        <w:t>8일차 이후의 상세 장면은 현재 제작 범위에서 제외한다. 후속 개발이 확정되면 제2장부터 별도 문서로 확장한다. 식당 이름, 음식과 조리법, 최종 에셋 위치는 아직 확정 전이므로 본문에서는 [메뉴 TBD]와 기능 중심 표현을 유지한다.</w:t>
       </w:r>
     </w:p>
     <w:p>
@@ -476,7 +478,6 @@
           <w:b/>
           <w:color w:val="9A6428"/>
         </w:rPr>
-        <w:lastRenderedPageBreak/>
         <w:t>맛있게</w:t>
       </w:r>
       <w:r>
@@ -722,8 +723,7 @@
         <w:pStyle w:val="2"/>
       </w:pPr>
       <w:r>
-        <w:lastRenderedPageBreak/>
-        <w:t>2.1 주인공</w:t>
+        <w:t>2.1 김다은 (주인공)</w:t>
       </w:r>
     </w:p>
     <w:p>
@@ -1112,7 +1112,6 @@
         <w:pStyle w:val="2"/>
       </w:pPr>
       <w:r>
-        <w:lastRenderedPageBreak/>
         <w:t>2.3 박기철</w:t>
       </w:r>
     </w:p>
@@ -1411,7 +1410,6 @@
         <w:rPr>
           <w:rFonts w:hint="eastAsia"/>
         </w:rPr>
-        <w:lastRenderedPageBreak/>
         <w:t>정장을 입고있다.</w:t>
       </w:r>
     </w:p>
@@ -1505,7 +1503,10 @@
         <w:t>프롤로그</w:t>
       </w:r>
       <w:r>
-        <w:t xml:space="preserve"> · PR-01~03</w:t>
+        <w:t xml:space="preserve"> · </w:t>
+      </w:r>
+      <w:r>
+        <w:t>PR-01~02</w:t>
       </w:r>
     </w:p>
     <w:p>
@@ -1617,7 +1618,7 @@
         <w:spacing w:before="160" w:after="60"/>
       </w:pPr>
       <w:r>
-        <w:t>2일차 · G-02 하루 만에 승진한 사람</w:t>
+        <w:t>2일차 · G-02 입담이 좋아도 자식과의 대화는 어려운 사람</w:t>
       </w:r>
     </w:p>
     <w:p>
@@ -1682,7 +1683,6 @@
         <w:spacing w:before="160" w:after="60"/>
       </w:pPr>
       <w:r>
-        <w:lastRenderedPageBreak/>
         <w:t>3일차 · 일상 영업</w:t>
       </w:r>
     </w:p>
@@ -2094,7 +2094,6 @@
         </w:numPr>
       </w:pPr>
       <w:r>
-        <w:lastRenderedPageBreak/>
         <w:t>7일차: 팀장</w:t>
       </w:r>
     </w:p>
@@ -2284,7 +2283,7 @@
           <w:b/>
           <w:color w:val="7C4A2D"/>
         </w:rPr>
-        <w:t>주인공</w:t>
+        <w:t>김다은</w:t>
       </w:r>
       <w:r>
         <w:tab/>
@@ -2510,7 +2509,7 @@
           <w:b/>
           <w:color w:val="7C4A2D"/>
         </w:rPr>
-        <w:t>주인공</w:t>
+        <w:t>김다은</w:t>
       </w:r>
       <w:r>
         <w:tab/>
@@ -2784,7 +2783,6 @@
         <w:rPr>
           <w:rFonts w:hint="eastAsia"/>
         </w:rPr>
-        <w:lastRenderedPageBreak/>
         <w:t>식품 개발을 할 때는 레시피를 적어가며</w:t>
       </w:r>
       <w:r>
@@ -2859,7 +2857,7 @@
           <w:b/>
           <w:color w:val="7C4A2D"/>
         </w:rPr>
-        <w:t>주인공</w:t>
+        <w:t>김다은</w:t>
       </w:r>
       <w:r>
         <w:rPr>
@@ -3018,7 +3016,7 @@
           <w:b/>
           <w:color w:val="7C4A2D"/>
         </w:rPr>
-        <w:t>주인공</w:t>
+        <w:t>김다은</w:t>
       </w:r>
       <w:r>
         <w:tab/>
@@ -3204,7 +3202,10 @@
         <w:rPr>
           <w:rFonts w:hint="eastAsia"/>
         </w:rPr>
-        <w:t>어묵탕,닭꼬치,새우튀김,볶음우동(야끼소바)</w:t>
+        <w:t>두부김치</w:t>
+      </w:r>
+      <w:r>
+        <w:t>, 어묵탕, 닭꼬치, 새우튀김, 볶음우동</w:t>
       </w:r>
       <w:r>
         <w:t xml:space="preserve"> </w:t>
@@ -3458,7 +3459,6 @@
           <w:b/>
           <w:color w:val="7C4A2D"/>
         </w:rPr>
-        <w:lastRenderedPageBreak/>
         <w:t>사장</w:t>
       </w:r>
       <w:r>
@@ -3981,7 +3981,7 @@
           <w:b/>
           <w:color w:val="7C4A2D"/>
         </w:rPr>
-        <w:t>주인공</w:t>
+        <w:t>김다은</w:t>
       </w:r>
       <w:r>
         <w:tab/>
@@ -4107,8 +4107,7 @@
           <w:b/>
           <w:color w:val="7C4A2D"/>
         </w:rPr>
-        <w:lastRenderedPageBreak/>
-        <w:t>주인공</w:t>
+        <w:t>김다은</w:t>
       </w:r>
       <w:r>
         <w:tab/>
@@ -4182,7 +4181,7 @@
           <w:b/>
           <w:color w:val="7C4A2D"/>
         </w:rPr>
-        <w:t>주인공</w:t>
+        <w:t>김다은</w:t>
       </w:r>
       <w:r>
         <w:tab/>
@@ -4225,16 +4224,986 @@
           <w:b/>
           <w:color w:val="7C4A2D"/>
         </w:rPr>
+        <w:t>김다은</w:t>
+      </w:r>
+      <w:r>
+        <w:tab/>
+      </w:r>
+      <w:r>
+        <w:rPr>
+          <w:rFonts w:hint="eastAsia"/>
+        </w:rPr>
+        <w:t>해볼게요.</w:t>
+      </w:r>
+      <w:r>
+        <w:t xml:space="preserve"> </w:t>
+      </w:r>
+      <w:r>
+        <w:rPr>
+          <w:rFonts w:hint="eastAsia"/>
+        </w:rPr>
+        <w:t>딱 한 달만 해보겠습니다.</w:t>
+      </w:r>
+    </w:p>
+    <w:p>
+      <w:pPr>
+        <w:pStyle w:val="Dialogue"/>
+      </w:pPr>
+      <w:r>
+        <w:rPr>
+          <w:rFonts w:hint="eastAsia"/>
+          <w:b/>
+          <w:color w:val="7C4A2D"/>
+        </w:rPr>
+        <w:t>사장</w:t>
+      </w:r>
+      <w:r>
+        <w:tab/>
+      </w:r>
+      <w:r>
+        <w:rPr>
+          <w:rFonts w:hint="eastAsia"/>
+        </w:rPr>
+        <w:t>좋아</w:t>
+      </w:r>
+      <w:r>
+        <w:rPr>
+          <w:rFonts w:hint="eastAsia"/>
+        </w:rPr>
+        <w:t xml:space="preserve"> 그렇다면 </w:t>
+      </w:r>
+      <w:r>
+        <w:rPr>
+          <w:rFonts w:hint="eastAsia"/>
+        </w:rPr>
+        <w:t>식당</w:t>
+      </w:r>
+      <w:r>
+        <w:rPr>
+          <w:rFonts w:hint="eastAsia"/>
+        </w:rPr>
+        <w:t xml:space="preserve"> 운영에 대해서는 여기 </w:t>
+      </w:r>
+      <w:r>
+        <w:rPr>
+          <w:rFonts w:hint="eastAsia"/>
+        </w:rPr>
+        <w:t>가게</w:t>
+      </w:r>
+      <w:r>
+        <w:rPr>
+          <w:rFonts w:hint="eastAsia"/>
+        </w:rPr>
+        <w:t xml:space="preserve">일지를 </w:t>
+      </w:r>
+      <w:r>
+        <w:rPr>
+          <w:rFonts w:hint="eastAsia"/>
+        </w:rPr>
+        <w:t>참고하게 나도 가게 운영하다 헷갈리면 이걸 찾아보거든.</w:t>
+      </w:r>
+      <w:r>
+        <w:t xml:space="preserve"> </w:t>
+      </w:r>
+      <w:r>
+        <w:rPr>
+          <w:rFonts w:hint="eastAsia"/>
+        </w:rPr>
+        <w:t xml:space="preserve">그리고 자네도 여기에 </w:t>
+      </w:r>
+      <w:r>
+        <w:rPr>
+          <w:rFonts w:hint="eastAsia"/>
+        </w:rPr>
+        <w:t>이어서</w:t>
+      </w:r>
+      <w:r>
+        <w:rPr>
+          <w:rFonts w:hint="eastAsia"/>
+        </w:rPr>
+        <w:t xml:space="preserve"> 써도 좋을 것 같네.</w:t>
+      </w:r>
+    </w:p>
+    <w:p>
+      <w:pPr>
+        <w:pStyle w:val="Direction"/>
+      </w:pPr>
+      <w:r>
+        <w:rPr>
+          <w:rFonts w:hint="eastAsia"/>
+          <w:b/>
+          <w:color w:val="756A63"/>
+        </w:rPr>
+        <w:t>자막</w:t>
+      </w:r>
+      <w:r>
+        <w:rPr>
+          <w:b/>
+          <w:color w:val="756A63"/>
+        </w:rPr>
+        <w:t xml:space="preserve">  </w:t>
+      </w:r>
+      <w:r>
+        <w:rPr>
+          <w:rFonts w:hint="eastAsia"/>
+        </w:rPr>
+        <w:t xml:space="preserve">다은은 </w:t>
+      </w:r>
+      <w:r>
+        <w:rPr>
+          <w:rFonts w:hint="eastAsia"/>
+        </w:rPr>
+        <w:t>손때 묻은 식당일지를 넘겨받고 식당 운영에 대해 간단히 배운 후 집으로 돌아갔다.</w:t>
+      </w:r>
+    </w:p>
+    <w:p>
+      <w:pPr>
+        <w:pStyle w:val="Dialogue"/>
+      </w:pPr>
+    </w:p>
+    <w:p>
+      <w:pPr>
+        <w:pStyle w:val="Direction"/>
+      </w:pPr>
+    </w:p>
+    <w:p>
+      <w:pPr>
+        <w:pStyle w:val="1"/>
+      </w:pPr>
+      <w:r>
+        <w:t>5. 제1장 본편 — 첫 일주일</w:t>
+      </w:r>
+    </w:p>
+    <w:p>
+      <w:pPr>
+        <w:pStyle w:val="2"/>
+      </w:pPr>
+      <w:r>
+        <w:t xml:space="preserve">C1-01. </w:t>
+      </w:r>
+      <w:r>
+        <w:rPr>
+          <w:rFonts w:hint="eastAsia"/>
+        </w:rPr>
+        <w:t>1일차</w:t>
+      </w:r>
+    </w:p>
+    <w:p>
+      <w:pPr>
+        <w:pStyle w:val="SceneMetadata"/>
+      </w:pPr>
+      <w:r>
+        <w:rPr>
+          <w:rFonts w:hint="eastAsia"/>
+          <w:b/>
+          <w:color w:val="7C4A2D"/>
+        </w:rPr>
+        <w:t>시점</w:t>
+      </w:r>
+      <w:r>
+        <w:rPr>
+          <w:b/>
+          <w:color w:val="7C4A2D"/>
+        </w:rPr>
+        <w:t xml:space="preserve">  </w:t>
+      </w:r>
+      <w:r>
+        <w:t>1일차 낮 준비부터 마감까지</w:t>
+      </w:r>
+    </w:p>
+    <w:p>
+      <w:pPr>
+        <w:pStyle w:val="SceneMetadata"/>
+      </w:pPr>
+      <w:r>
+        <w:rPr>
+          <w:rFonts w:hint="eastAsia"/>
+          <w:b/>
+          <w:color w:val="7C4A2D"/>
+        </w:rPr>
+        <w:t>등장</w:t>
+      </w:r>
+      <w:r>
+        <w:rPr>
+          <w:b/>
+          <w:color w:val="7C4A2D"/>
+        </w:rPr>
+        <w:t xml:space="preserve">  </w:t>
+      </w:r>
+      <w:r>
+        <w:t>주인공, 일반 손님</w:t>
+      </w:r>
+    </w:p>
+    <w:p>
+      <w:pPr>
+        <w:pStyle w:val="SceneMetadata"/>
+      </w:pPr>
+      <w:r>
+        <w:rPr>
+          <w:rFonts w:hint="eastAsia"/>
+          <w:b/>
+          <w:color w:val="7C4A2D"/>
+        </w:rPr>
+        <w:t>목적</w:t>
+      </w:r>
+      <w:r>
+        <w:rPr>
+          <w:b/>
+          <w:color w:val="7C4A2D"/>
+        </w:rPr>
+        <w:t xml:space="preserve">  </w:t>
+      </w:r>
+      <w:r>
+        <w:t>인기도 0의 출발과 첫 독립 영업의 기준 제시</w:t>
+      </w:r>
+    </w:p>
+    <w:p>
+      <w:pPr>
+        <w:pStyle w:val="Direction"/>
+      </w:pPr>
+      <w:r>
+        <w:rPr>
+          <w:rFonts w:hint="eastAsia"/>
+          <w:b/>
+          <w:color w:val="756A63"/>
+        </w:rPr>
+        <w:t>연출</w:t>
+      </w:r>
+      <w:r>
+        <w:rPr>
+          <w:b/>
+          <w:color w:val="756A63"/>
+        </w:rPr>
+        <w:t xml:space="preserve">  </w:t>
+      </w:r>
+      <w:r>
+        <w:t xml:space="preserve">사장이 떠난 주방. 주인공은 </w:t>
+      </w:r>
+      <w:r>
+        <w:rPr>
+          <w:rFonts w:hint="eastAsia"/>
+        </w:rPr>
+        <w:t>식당 일지를 천천히 살펴</w:t>
+      </w:r>
+      <w:r>
+        <w:t xml:space="preserve"> 본다. 낮 준비 화면에는 시간 제한이 없다.</w:t>
+      </w:r>
+    </w:p>
+    <w:p>
+      <w:pPr>
+        <w:pStyle w:val="Dialogue"/>
+      </w:pPr>
+      <w:r>
+        <w:rPr>
+          <w:rFonts w:hint="eastAsia"/>
+          <w:b/>
+          <w:color w:val="7C4A2D"/>
+        </w:rPr>
+        <w:t>김다은</w:t>
+      </w:r>
+      <w:r>
+        <w:tab/>
+      </w:r>
+      <w:r>
+        <w:rPr>
+          <w:rFonts w:hint="eastAsia"/>
+        </w:rPr>
+        <w:t>어젯밤 일이 꿈만 같네</w:t>
+      </w:r>
+    </w:p>
+    <w:p>
+      <w:pPr>
+        <w:pStyle w:val="Dialogue"/>
+      </w:pPr>
+      <w:r>
+        <w:rPr>
+          <w:rFonts w:hint="eastAsia"/>
+          <w:b/>
+          <w:color w:val="7C4A2D"/>
+        </w:rPr>
+        <w:t>김다은</w:t>
+      </w:r>
+      <w:r>
+        <w:tab/>
+      </w:r>
+      <w:r>
+        <w:rPr>
+          <w:rFonts w:hint="eastAsia"/>
+        </w:rPr>
+        <w:t>일단 여러 메뉴를 준비하는건 어려울 것 같으니, 일단 식당일지에 있는 레시피 중 두개씩 늘려보자</w:t>
+      </w:r>
+      <w:r>
+        <w:rPr>
+          <w:rFonts w:hint="eastAsia"/>
+        </w:rPr>
+        <w:t>.</w:t>
+      </w:r>
+    </w:p>
+    <w:p>
+      <w:pPr>
+        <w:pStyle w:val="Direction"/>
+      </w:pPr>
+      <w:r>
+        <w:rPr>
+          <w:rFonts w:hint="eastAsia"/>
+          <w:b/>
+          <w:color w:val="756A63"/>
+        </w:rPr>
+        <w:t>연출</w:t>
+      </w:r>
+      <w:r>
+        <w:rPr>
+          <w:b/>
+          <w:color w:val="756A63"/>
+        </w:rPr>
+        <w:t xml:space="preserve">  </w:t>
+      </w:r>
+      <w:r>
+        <w:rPr>
+          <w:rFonts w:hint="eastAsia"/>
+        </w:rPr>
+        <w:t>다은은 식당일지를 편다</w:t>
+      </w:r>
+    </w:p>
+    <w:p>
+      <w:pPr>
+        <w:pStyle w:val="Dialogue"/>
+      </w:pPr>
+    </w:p>
+    <w:p>
+      <w:pPr>
+        <w:pStyle w:val="Dialogue"/>
+      </w:pPr>
+      <w:r>
+        <w:rPr>
+          <w:rFonts w:hint="eastAsia"/>
+          <w:b/>
+          <w:color w:val="7C4A2D"/>
+        </w:rPr>
+        <w:t>김다은</w:t>
+      </w:r>
+      <w:r>
+        <w:tab/>
+      </w:r>
+      <w:r>
+        <w:rPr>
+          <w:rFonts w:hint="eastAsia"/>
+        </w:rPr>
+        <w:t>일단 해볼게</w:t>
+      </w:r>
+      <w:r>
+        <w:t xml:space="preserve">… </w:t>
+      </w:r>
+      <w:r>
+        <w:rPr>
+          <w:rFonts w:hint="eastAsia"/>
+        </w:rPr>
+        <w:t>어묵탕과 두부김치 어렵지 않은 메뉴네?</w:t>
+      </w:r>
+    </w:p>
+    <w:p>
+      <w:pPr>
+        <w:pStyle w:val="GameplayCue"/>
+      </w:pPr>
+      <w:r>
+        <w:rPr>
+          <w:rFonts w:hint="eastAsia"/>
+          <w:b/>
+          <w:color w:val="35645F"/>
+        </w:rPr>
+        <w:t>게임플레이</w:t>
+      </w:r>
+      <w:r>
+        <w:rPr>
+          <w:b/>
+          <w:color w:val="35645F"/>
+        </w:rPr>
+        <w:t xml:space="preserve">  </w:t>
+      </w:r>
+      <w:r>
+        <w:t>플레이어는 오늘 준비할 메뉴</w:t>
+      </w:r>
+      <w:r>
+        <w:rPr>
+          <w:rFonts w:hint="eastAsia"/>
+        </w:rPr>
+        <w:t>(어묵탕과 두부김치)를</w:t>
+      </w:r>
+      <w:r>
+        <w:t xml:space="preserve"> 고른다. 준비 가능 메뉴는 최대 다섯 개</w:t>
+      </w:r>
+      <w:r>
+        <w:rPr>
+          <w:rFonts w:hint="eastAsia"/>
+        </w:rPr>
+        <w:t>지만</w:t>
+      </w:r>
+      <w:r>
+        <w:t xml:space="preserve">, </w:t>
+      </w:r>
+      <w:r>
+        <w:rPr>
+          <w:rFonts w:hint="eastAsia"/>
+        </w:rPr>
+        <w:t>해금된 메뉴는 어묵탕과 두부김치만 있어 두 메뉴만 준비 가능하다 두 메뉴를 모두 준비할 때 미니게임이 있다.</w:t>
+      </w:r>
+      <w:r>
+        <w:t xml:space="preserve"> </w:t>
+      </w:r>
+      <w:r>
+        <w:rPr>
+          <w:rFonts w:hint="eastAsia"/>
+        </w:rPr>
+        <w:t>미니게임의 성공도에 따라 재료의 품질이 결정된다.</w:t>
+      </w:r>
+      <w:r>
+        <w:t xml:space="preserve"> </w:t>
+      </w:r>
+      <w:r>
+        <w:rPr>
+          <w:rFonts w:hint="eastAsia"/>
+        </w:rPr>
+        <w:t xml:space="preserve">두 메뉴가 모두 준비된다면 </w:t>
+      </w:r>
+      <w:r>
+        <w:t xml:space="preserve">‘영업준비 완료’를 직접 </w:t>
+      </w:r>
+      <w:r>
+        <w:rPr>
+          <w:rFonts w:hint="eastAsia"/>
+        </w:rPr>
+        <w:t>눌러 영업준비에서 영업을 시작한다</w:t>
+      </w:r>
+      <w:r>
+        <w:t>.</w:t>
+      </w:r>
+    </w:p>
+    <w:p>
+      <w:pPr>
+        <w:pStyle w:val="SystemText"/>
+      </w:pPr>
+      <w:r>
+        <w:rPr>
+          <w:rFonts w:hint="eastAsia"/>
+          <w:color w:val="7C4A2D"/>
+        </w:rPr>
+        <w:t>화면</w:t>
+      </w:r>
+      <w:r>
+        <w:rPr>
+          <w:color w:val="7C4A2D"/>
+        </w:rPr>
+        <w:t xml:space="preserve">  </w:t>
+      </w:r>
+      <w:r>
+        <w:t>인기도 0 · 예상 손님 수 적음</w:t>
+      </w:r>
+    </w:p>
+    <w:p>
+      <w:pPr>
+        <w:pStyle w:val="Direction"/>
+      </w:pPr>
+      <w:r>
+        <w:rPr>
+          <w:rFonts w:hint="eastAsia"/>
+          <w:b/>
+          <w:color w:val="756A63"/>
+        </w:rPr>
+        <w:t>연출</w:t>
+      </w:r>
+      <w:r>
+        <w:rPr>
+          <w:b/>
+          <w:color w:val="756A63"/>
+        </w:rPr>
+        <w:t xml:space="preserve"> </w:t>
+      </w:r>
+      <w:r>
+        <w:rPr>
+          <w:rFonts w:hint="eastAsia"/>
+        </w:rPr>
+        <w:t>블랙아웃 되었다 다시 화면이 들어옴</w:t>
+      </w:r>
+      <w:r>
+        <w:t xml:space="preserve">, </w:t>
+      </w:r>
+      <w:r>
+        <w:rPr>
+          <w:rFonts w:hint="eastAsia"/>
+        </w:rPr>
+        <w:t>밤 영업 에셋 적용</w:t>
+      </w:r>
+    </w:p>
+    <w:p>
+      <w:pPr>
+        <w:pStyle w:val="Direction"/>
+      </w:pPr>
+      <w:r>
+        <w:rPr>
+          <w:rFonts w:hint="eastAsia"/>
+          <w:b/>
+          <w:color w:val="756A63"/>
+        </w:rPr>
+        <w:t>음향</w:t>
+      </w:r>
+      <w:r>
+        <w:rPr>
+          <w:b/>
+          <w:color w:val="756A63"/>
+        </w:rPr>
+        <w:t xml:space="preserve"> </w:t>
+      </w:r>
+      <w:r>
+        <w:t>문종</w:t>
+      </w:r>
+    </w:p>
+    <w:p>
+      <w:pPr>
+        <w:pStyle w:val="Direction"/>
+      </w:pPr>
+      <w:r>
+        <w:rPr>
+          <w:rFonts w:hint="eastAsia"/>
+          <w:b/>
+          <w:color w:val="756A63"/>
+        </w:rPr>
+        <w:t>연출</w:t>
+      </w:r>
+      <w:r>
+        <w:rPr>
+          <w:b/>
+          <w:color w:val="756A63"/>
+        </w:rPr>
+        <w:t xml:space="preserve"> </w:t>
+      </w:r>
+      <w:r>
+        <w:rPr>
+          <w:rFonts w:hint="eastAsia"/>
+        </w:rPr>
+        <w:t>손님이 오면서</w:t>
+      </w:r>
+      <w:r>
+        <w:t xml:space="preserve"> </w:t>
+      </w:r>
+      <w:r>
+        <w:rPr>
+          <w:rFonts w:hint="eastAsia"/>
+        </w:rPr>
+        <w:t>메뉴를 주문한다.</w:t>
+      </w:r>
+    </w:p>
+    <w:p>
+      <w:pPr>
+        <w:pStyle w:val="Bubble"/>
+      </w:pPr>
+      <w:r>
+        <w:rPr>
+          <w:rFonts w:hint="eastAsia"/>
+          <w:b/>
+          <w:color w:val="7C4A2D"/>
+        </w:rPr>
+        <w:t>일반</w:t>
+      </w:r>
+      <w:r>
+        <w:rPr>
+          <w:b/>
+          <w:color w:val="7C4A2D"/>
+        </w:rPr>
+        <w:t xml:space="preserve"> 손님</w:t>
+      </w:r>
+      <w:r>
+        <w:tab/>
+      </w:r>
+      <w:r>
+        <w:rPr>
+          <w:rFonts w:hint="eastAsia"/>
+        </w:rPr>
+        <w:t>어묵탕 주세요.</w:t>
+      </w:r>
+    </w:p>
+    <w:p>
+      <w:pPr>
+        <w:pStyle w:val="Bubble"/>
+      </w:pPr>
+      <w:r>
+        <w:rPr>
+          <w:rFonts w:hint="eastAsia"/>
+          <w:b/>
+          <w:color w:val="7C4A2D"/>
+        </w:rPr>
+        <w:t>일반</w:t>
+      </w:r>
+      <w:r>
+        <w:rPr>
+          <w:b/>
+          <w:color w:val="7C4A2D"/>
+        </w:rPr>
+        <w:t xml:space="preserve"> 손님</w:t>
+      </w:r>
+      <w:r>
+        <w:tab/>
+      </w:r>
+      <w:r>
+        <w:rPr>
+          <w:rFonts w:hint="eastAsia"/>
+        </w:rPr>
+        <w:t>두부김치</w:t>
+      </w:r>
+      <w:r>
+        <w:rPr>
+          <w:rFonts w:hint="eastAsia"/>
+        </w:rPr>
+        <w:t xml:space="preserve"> 주세요</w:t>
+      </w:r>
+    </w:p>
+    <w:p>
+      <w:pPr>
+        <w:pStyle w:val="Direction"/>
+      </w:pPr>
+      <w:r>
+        <w:rPr>
+          <w:rFonts w:hint="eastAsia"/>
+          <w:b/>
+          <w:color w:val="756A63"/>
+        </w:rPr>
+        <w:t>연출</w:t>
+      </w:r>
+      <w:r>
+        <w:rPr>
+          <w:b/>
+          <w:color w:val="756A63"/>
+        </w:rPr>
+        <w:t xml:space="preserve"> </w:t>
+      </w:r>
+      <w:r>
+        <w:rPr>
+          <w:rFonts w:hint="eastAsia"/>
+        </w:rPr>
+        <w:t>손님이 음식을 먹고 가면서 인사한다.</w:t>
+      </w:r>
+    </w:p>
+    <w:p>
+      <w:pPr>
+        <w:pStyle w:val="Bubble"/>
+      </w:pPr>
+      <w:r>
+        <w:rPr>
+          <w:rFonts w:hint="eastAsia"/>
+          <w:b/>
+          <w:color w:val="7C4A2D"/>
+        </w:rPr>
+        <w:t>일반</w:t>
+      </w:r>
+      <w:r>
+        <w:rPr>
+          <w:b/>
+          <w:color w:val="7C4A2D"/>
+        </w:rPr>
+        <w:t xml:space="preserve"> 손님</w:t>
+      </w:r>
+      <w:r>
+        <w:tab/>
+      </w:r>
+      <w:r>
+        <w:rPr>
+          <w:rFonts w:hint="eastAsia"/>
+        </w:rPr>
+        <w:t>잘 먹었습니다.</w:t>
+      </w:r>
+    </w:p>
+    <w:p>
+      <w:pPr>
+        <w:pStyle w:val="Bubble"/>
+      </w:pPr>
+      <w:r>
+        <w:rPr>
+          <w:rFonts w:hint="eastAsia"/>
+          <w:b/>
+          <w:color w:val="7C4A2D"/>
+        </w:rPr>
+        <w:t>일반</w:t>
+      </w:r>
+      <w:r>
+        <w:rPr>
+          <w:b/>
+          <w:color w:val="7C4A2D"/>
+        </w:rPr>
+        <w:t xml:space="preserve"> 손님</w:t>
+      </w:r>
+      <w:r>
+        <w:tab/>
+      </w:r>
+      <w:r>
+        <w:rPr>
+          <w:rFonts w:hint="eastAsia"/>
+        </w:rPr>
+        <w:t>음식이 맛있네요.</w:t>
+      </w:r>
+    </w:p>
+    <w:p>
+      <w:pPr>
+        <w:pStyle w:val="GameplayCue"/>
+      </w:pPr>
+      <w:r>
+        <w:rPr>
+          <w:rFonts w:hint="eastAsia"/>
+          <w:b/>
+          <w:color w:val="35645F"/>
+        </w:rPr>
+        <w:t>게임플레이</w:t>
+      </w:r>
+      <w:r>
+        <w:rPr>
+          <w:b/>
+          <w:color w:val="35645F"/>
+        </w:rPr>
+        <w:t xml:space="preserve">  </w:t>
+      </w:r>
+      <w:r>
+        <w:rPr>
+          <w:rFonts w:hint="eastAsia"/>
+        </w:rPr>
+        <w:t>인기도에 비례해서 손님이 온다.</w:t>
+      </w:r>
+      <w:r>
+        <w:t xml:space="preserve"> </w:t>
+      </w:r>
+      <w:r>
+        <w:rPr>
+          <w:rFonts w:hint="eastAsia"/>
+        </w:rPr>
+        <w:t>손님은 간단하게 주문만 진행한다.</w:t>
+      </w:r>
+    </w:p>
+    <w:p>
+      <w:pPr>
+        <w:pStyle w:val="Journal"/>
+      </w:pPr>
+      <w:r>
+        <w:rPr>
+          <w:rFonts w:hint="eastAsia"/>
+          <w:b/>
+          <w:color w:val="9A6428"/>
+        </w:rPr>
+        <w:t>영업일지</w:t>
+      </w:r>
+      <w:r>
+        <w:rPr>
+          <w:b/>
+          <w:color w:val="9A6428"/>
+        </w:rPr>
+        <w:t xml:space="preserve">  </w:t>
+      </w:r>
+      <w:r>
+        <w:rPr>
+          <w:rFonts w:hint="eastAsia"/>
+        </w:rPr>
+        <w:t>0월 0일</w:t>
+      </w:r>
+      <w:r>
+        <w:rPr>
+          <w:rFonts w:hint="eastAsia"/>
+        </w:rPr>
+        <w:t xml:space="preserve"> 토요일</w:t>
+      </w:r>
+      <w:r>
+        <w:t>.</w:t>
+      </w:r>
+      <w:r>
+        <w:rPr>
+          <w:rFonts w:hint="eastAsia"/>
+        </w:rPr>
+        <w:t xml:space="preserve"> 식당운영 1일차</w:t>
+      </w:r>
+      <w:r>
+        <w:t xml:space="preserve"> </w:t>
+      </w:r>
+      <w:r>
+        <w:rPr>
+          <w:rFonts w:hint="eastAsia"/>
+        </w:rPr>
+        <w:t xml:space="preserve">어제 바빴던 것과는 다르게 </w:t>
+      </w:r>
+      <w:r>
+        <w:t xml:space="preserve">손님은 많지 </w:t>
+      </w:r>
+      <w:r>
+        <w:t>않</w:t>
+      </w:r>
+      <w:r>
+        <w:rPr>
+          <w:rFonts w:hint="eastAsia"/>
+        </w:rPr>
+        <w:t>아 실수 없이 식당을 운영할 수 있었다.</w:t>
+      </w:r>
+      <w:r>
+        <w:t xml:space="preserve"> </w:t>
+      </w:r>
+      <w:r>
+        <w:rPr>
+          <w:rFonts w:hint="eastAsia"/>
+        </w:rPr>
+        <w:t xml:space="preserve">얼떨결에 이어받은 가게 </w:t>
+      </w:r>
+      <w:r>
+        <w:rPr>
+          <w:rFonts w:hint="eastAsia"/>
+        </w:rPr>
+        <w:t>한 달</w:t>
+      </w:r>
+      <w:r>
+        <w:rPr>
+          <w:rFonts w:hint="eastAsia"/>
+        </w:rPr>
+        <w:t xml:space="preserve"> </w:t>
+      </w:r>
+      <w:r>
+        <w:rPr>
+          <w:rFonts w:hint="eastAsia"/>
+        </w:rPr>
+        <w:t>동안 내가 할 수 있을까?</w:t>
+      </w:r>
+      <w:r>
+        <w:rPr>
+          <w:rFonts w:hint="eastAsia"/>
+        </w:rPr>
+        <w:t xml:space="preserve"> </w:t>
+      </w:r>
+    </w:p>
+    <w:p>
+      <w:pPr>
+        <w:pStyle w:val="Journal"/>
+      </w:pPr>
+      <w:r>
+        <w:rPr>
+          <w:rFonts w:hint="eastAsia"/>
+        </w:rPr>
+        <w:t>(구석에 손님에게 친절하게) 라는 메모가 남겨져 있다</w:t>
+      </w:r>
+    </w:p>
+    <w:p>
+      <w:pPr>
+        <w:pStyle w:val="2"/>
+      </w:pPr>
+      <w:r>
+        <w:t>3일차 · 일상 영업</w:t>
+      </w:r>
+    </w:p>
+    <w:p>
+      <w:pPr>
+        <w:pStyle w:val="SceneMetadata"/>
+      </w:pPr>
+      <w:r>
+        <w:rPr>
+          <w:rFonts w:hint="eastAsia"/>
+          <w:b/>
+          <w:color w:val="7C4A2D"/>
+        </w:rPr>
+        <w:t>시점</w:t>
+      </w:r>
+      <w:r>
+        <w:rPr>
+          <w:b/>
+          <w:color w:val="7C4A2D"/>
+        </w:rPr>
+        <w:t xml:space="preserve">  </w:t>
+      </w:r>
+      <w:r>
+        <w:t>3일차 마감</w:t>
+      </w:r>
+    </w:p>
+    <w:p>
+      <w:pPr>
+        <w:pStyle w:val="SceneMetadata"/>
+      </w:pPr>
+      <w:r>
+        <w:rPr>
+          <w:rFonts w:hint="eastAsia"/>
+          <w:b/>
+          <w:color w:val="7C4A2D"/>
+        </w:rPr>
+        <w:t>등장</w:t>
+      </w:r>
+      <w:r>
+        <w:rPr>
+          <w:b/>
+          <w:color w:val="7C4A2D"/>
+        </w:rPr>
+        <w:t xml:space="preserve">  </w:t>
+      </w:r>
+      <w:r>
         <w:t>주인공</w:t>
       </w:r>
-      <w:r>
-        <w:tab/>
-      </w:r>
-      <w:r>
-        <w:rPr>
-          <w:rFonts w:hint="eastAsia"/>
-        </w:rPr>
-        <w:t>해볼게요.</w:t>
+    </w:p>
+    <w:p>
+      <w:pPr>
+        <w:pStyle w:val="Journal"/>
+      </w:pPr>
+      <w:r>
+        <w:rPr>
+          <w:rFonts w:hint="eastAsia"/>
+          <w:b/>
+          <w:color w:val="9A6428"/>
+        </w:rPr>
+        <w:t>영업일지</w:t>
+      </w:r>
+      <w:r>
+        <w:rPr>
+          <w:b/>
+          <w:color w:val="9A6428"/>
+        </w:rPr>
+        <w:t xml:space="preserve">  </w:t>
+      </w:r>
+      <w:r>
+        <w:rPr>
+          <w:rFonts w:hint="eastAsia"/>
+        </w:rPr>
+        <w:t xml:space="preserve">0월 0일 </w:t>
+      </w:r>
+      <w:r>
+        <w:rPr>
+          <w:rFonts w:hint="eastAsia"/>
+        </w:rPr>
+        <w:t>월</w:t>
+      </w:r>
+      <w:r>
+        <w:rPr>
+          <w:rFonts w:hint="eastAsia"/>
+        </w:rPr>
+        <w:t xml:space="preserve">요일 식당운영 </w:t>
+      </w:r>
+      <w:r>
+        <w:t>3</w:t>
+      </w:r>
+      <w:r>
+        <w:rPr>
+          <w:rFonts w:hint="eastAsia"/>
+        </w:rPr>
+        <w:t>일차</w:t>
+      </w:r>
+      <w:r>
+        <w:br/>
+      </w:r>
+      <w:r>
+        <w:rPr>
+          <w:rFonts w:hint="eastAsia"/>
+        </w:rPr>
+        <w:t xml:space="preserve">손님들이 맛있게 먹고 가는 모습을 보니 힘이 난다. </w:t>
+      </w:r>
+      <w:r>
+        <w:br/>
+      </w:r>
+      <w:r>
+        <w:rPr>
+          <w:rFonts w:hint="eastAsia"/>
+        </w:rPr>
+        <w:t xml:space="preserve">문득 음식을 하면서 든 생각 </w:t>
+      </w:r>
+      <w:r>
+        <w:rPr>
+          <w:rFonts w:hint="eastAsia"/>
+        </w:rPr>
+        <w:t>사장님은 어디서 요리를 하셨길래 이렇게 맛있는 레시피를 가지고 계셨을까?</w:t>
       </w:r>
       <w:r>
         <w:t xml:space="preserve"> </w:t>
@@ -4243,7 +5212,149 @@
         <w:rPr>
           <w:rFonts w:hint="eastAsia"/>
         </w:rPr>
-        <w:t>딱 한 달만 해보겠습니다.</w:t>
+        <w:t>사장님의 정체가 궁금해지는 하루였다.</w:t>
+      </w:r>
+    </w:p>
+    <w:p>
+      <w:pPr>
+        <w:pStyle w:val="2"/>
+      </w:pPr>
+      <w:r>
+        <w:t>C1-02. 숫자로 남지 않는 것</w:t>
+      </w:r>
+    </w:p>
+    <w:p>
+      <w:pPr>
+        <w:pStyle w:val="SceneMetadata"/>
+      </w:pPr>
+      <w:r>
+        <w:rPr>
+          <w:rFonts w:hint="eastAsia"/>
+          <w:b/>
+          <w:color w:val="7C4A2D"/>
+        </w:rPr>
+        <w:t>시점</w:t>
+      </w:r>
+      <w:r>
+        <w:rPr>
+          <w:b/>
+          <w:color w:val="7C4A2D"/>
+        </w:rPr>
+        <w:t xml:space="preserve">  </w:t>
+      </w:r>
+      <w:r>
+        <w:t>4일차 마감</w:t>
+      </w:r>
+    </w:p>
+    <w:p>
+      <w:pPr>
+        <w:pStyle w:val="SceneMetadata"/>
+      </w:pPr>
+      <w:r>
+        <w:rPr>
+          <w:rFonts w:hint="eastAsia"/>
+          <w:b/>
+          <w:color w:val="7C4A2D"/>
+        </w:rPr>
+        <w:t>등장</w:t>
+      </w:r>
+      <w:r>
+        <w:rPr>
+          <w:b/>
+          <w:color w:val="7C4A2D"/>
+        </w:rPr>
+        <w:t xml:space="preserve">  </w:t>
+      </w:r>
+      <w:r>
+        <w:t>주인공</w:t>
+      </w:r>
+    </w:p>
+    <w:p>
+      <w:pPr>
+        <w:pStyle w:val="SceneMetadata"/>
+      </w:pPr>
+      <w:r>
+        <w:rPr>
+          <w:rFonts w:hint="eastAsia"/>
+          <w:b/>
+          <w:color w:val="7C4A2D"/>
+        </w:rPr>
+        <w:t>목적</w:t>
+      </w:r>
+      <w:r>
+        <w:rPr>
+          <w:b/>
+          <w:color w:val="7C4A2D"/>
+        </w:rPr>
+        <w:t xml:space="preserve">  </w:t>
+      </w:r>
+      <w:r>
+        <w:t>폐기 손실과 게임의 정서적 보상을 함께 제시</w:t>
+      </w:r>
+    </w:p>
+    <w:p>
+      <w:pPr>
+        <w:pStyle w:val="Direction"/>
+      </w:pPr>
+      <w:r>
+        <w:rPr>
+          <w:rFonts w:hint="eastAsia"/>
+          <w:b/>
+          <w:color w:val="756A63"/>
+        </w:rPr>
+        <w:t>연출</w:t>
+      </w:r>
+      <w:r>
+        <w:rPr>
+          <w:b/>
+          <w:color w:val="756A63"/>
+        </w:rPr>
+        <w:t xml:space="preserve">  </w:t>
+      </w:r>
+      <w:r>
+        <w:t xml:space="preserve">3일차까지의 짧은 </w:t>
+      </w:r>
+      <w:r>
+        <w:rPr>
+          <w:rFonts w:hint="eastAsia"/>
+        </w:rPr>
+        <w:t>기억이 스쳐</w:t>
+      </w:r>
+      <w:r>
+        <w:t>지나간다. 4일차 마감 후 준비 음식 일부가 남고, 주인공이 수량과 비용을 기록한 뒤 폐기한다.</w:t>
+      </w:r>
+    </w:p>
+    <w:p>
+      <w:pPr>
+        <w:pStyle w:val="SystemText"/>
+      </w:pPr>
+      <w:r>
+        <w:rPr>
+          <w:rFonts w:hint="eastAsia"/>
+          <w:color w:val="7C4A2D"/>
+        </w:rPr>
+        <w:t>화면</w:t>
+      </w:r>
+      <w:r>
+        <w:rPr>
+          <w:color w:val="7C4A2D"/>
+        </w:rPr>
+        <w:t xml:space="preserve">  </w:t>
+      </w:r>
+      <w:r>
+        <w:t xml:space="preserve">오늘 남은 준비 음식은 마감 후 폐기했습니다. </w:t>
+      </w:r>
+      <w:r>
+        <w:t>폐</w:t>
+      </w:r>
+      <w:r>
+        <w:rPr>
+          <w:rFonts w:hint="eastAsia"/>
+        </w:rPr>
+        <w:t>기된 준비 음식은 재활용 할 수 없습니다</w:t>
+      </w:r>
+      <w:r>
+        <w:t>.</w:t>
       </w:r>
     </w:p>
     <w:p>
@@ -4256,1121 +5367,7 @@
           <w:b/>
           <w:color w:val="7C4A2D"/>
         </w:rPr>
-        <w:t>사장</w:t>
-      </w:r>
-      <w:r>
-        <w:tab/>
-      </w:r>
-      <w:r>
-        <w:rPr>
-          <w:rFonts w:hint="eastAsia"/>
-        </w:rPr>
-        <w:t>좋아</w:t>
-      </w:r>
-      <w:r>
-        <w:rPr>
-          <w:rFonts w:hint="eastAsia"/>
-        </w:rPr>
-        <w:t xml:space="preserve"> 그렇다면 </w:t>
-      </w:r>
-      <w:r>
-        <w:rPr>
-          <w:rFonts w:hint="eastAsia"/>
-        </w:rPr>
-        <w:t>식당</w:t>
-      </w:r>
-      <w:r>
-        <w:rPr>
-          <w:rFonts w:hint="eastAsia"/>
-        </w:rPr>
-        <w:t xml:space="preserve"> 운영에 대해서는 여기 </w:t>
-      </w:r>
-      <w:r>
-        <w:rPr>
-          <w:rFonts w:hint="eastAsia"/>
-        </w:rPr>
-        <w:t>가게</w:t>
-      </w:r>
-      <w:r>
-        <w:rPr>
-          <w:rFonts w:hint="eastAsia"/>
-        </w:rPr>
-        <w:t xml:space="preserve">일지를 </w:t>
-      </w:r>
-      <w:r>
-        <w:rPr>
-          <w:rFonts w:hint="eastAsia"/>
-        </w:rPr>
-        <w:t>참고하게 나도 가게 운영하다 헷갈리면 이걸 찾아보거든.</w:t>
-      </w:r>
-      <w:r>
-        <w:t xml:space="preserve"> </w:t>
-      </w:r>
-      <w:r>
-        <w:rPr>
-          <w:rFonts w:hint="eastAsia"/>
-        </w:rPr>
-        <w:t xml:space="preserve">그리고 자네도 여기에 </w:t>
-      </w:r>
-      <w:r>
-        <w:rPr>
-          <w:rFonts w:hint="eastAsia"/>
-        </w:rPr>
-        <w:t>이어서</w:t>
-      </w:r>
-      <w:r>
-        <w:rPr>
-          <w:rFonts w:hint="eastAsia"/>
-        </w:rPr>
-        <w:t xml:space="preserve"> 써도 좋을 것 같네.</w:t>
-      </w:r>
-    </w:p>
-    <w:p>
-      <w:pPr>
-        <w:pStyle w:val="Direction"/>
-      </w:pPr>
-      <w:r>
-        <w:rPr>
-          <w:rFonts w:hint="eastAsia"/>
-          <w:b/>
-          <w:color w:val="756A63"/>
-        </w:rPr>
-        <w:t>자막</w:t>
-      </w:r>
-      <w:r>
-        <w:rPr>
-          <w:b/>
-          <w:color w:val="756A63"/>
-        </w:rPr>
-        <w:t xml:space="preserve">  </w:t>
-      </w:r>
-      <w:r>
-        <w:rPr>
-          <w:rFonts w:hint="eastAsia"/>
-        </w:rPr>
-        <w:t xml:space="preserve">다은은 </w:t>
-      </w:r>
-      <w:r>
-        <w:rPr>
-          <w:rFonts w:hint="eastAsia"/>
-        </w:rPr>
-        <w:t>손때 묻은 식당일지를 넘겨받고 식당 운영에 대해 간단히 배운 후 집으로 돌아갔다.</w:t>
-      </w:r>
-    </w:p>
-    <w:p>
-      <w:pPr>
-        <w:pStyle w:val="Dialogue"/>
-      </w:pPr>
-    </w:p>
-    <w:p>
-      <w:pPr>
-        <w:pStyle w:val="Direction"/>
-      </w:pPr>
-    </w:p>
-    <w:p>
-      <w:pPr>
-        <w:pStyle w:val="1"/>
-      </w:pPr>
-      <w:r>
-        <w:t>5. 제1장 본편 — 첫 일주일</w:t>
-      </w:r>
-    </w:p>
-    <w:p>
-      <w:pPr>
-        <w:pStyle w:val="2"/>
-      </w:pPr>
-      <w:r>
-        <w:t xml:space="preserve">C1-01. </w:t>
-      </w:r>
-      <w:r>
-        <w:rPr>
-          <w:rFonts w:hint="eastAsia"/>
-        </w:rPr>
-        <w:t>1일차</w:t>
-      </w:r>
-    </w:p>
-    <w:p>
-      <w:pPr>
-        <w:pStyle w:val="SceneMetadata"/>
-      </w:pPr>
-      <w:r>
-        <w:rPr>
-          <w:rFonts w:hint="eastAsia"/>
-          <w:b/>
-          <w:color w:val="7C4A2D"/>
-        </w:rPr>
-        <w:t>시점</w:t>
-      </w:r>
-      <w:r>
-        <w:rPr>
-          <w:b/>
-          <w:color w:val="7C4A2D"/>
-        </w:rPr>
-        <w:t xml:space="preserve">  </w:t>
-      </w:r>
-      <w:r>
-        <w:t>1일차 낮 준비부터 마감까지</w:t>
-      </w:r>
-    </w:p>
-    <w:p>
-      <w:pPr>
-        <w:pStyle w:val="SceneMetadata"/>
-      </w:pPr>
-      <w:r>
-        <w:rPr>
-          <w:rFonts w:hint="eastAsia"/>
-          <w:b/>
-          <w:color w:val="7C4A2D"/>
-        </w:rPr>
-        <w:t>등장</w:t>
-      </w:r>
-      <w:r>
-        <w:rPr>
-          <w:b/>
-          <w:color w:val="7C4A2D"/>
-        </w:rPr>
-        <w:t xml:space="preserve">  </w:t>
-      </w:r>
-      <w:r>
-        <w:t>주인공, 일반 손님</w:t>
-      </w:r>
-    </w:p>
-    <w:p>
-      <w:pPr>
-        <w:pStyle w:val="SceneMetadata"/>
-      </w:pPr>
-      <w:r>
-        <w:rPr>
-          <w:rFonts w:hint="eastAsia"/>
-          <w:b/>
-          <w:color w:val="7C4A2D"/>
-        </w:rPr>
-        <w:t>목적</w:t>
-      </w:r>
-      <w:r>
-        <w:rPr>
-          <w:b/>
-          <w:color w:val="7C4A2D"/>
-        </w:rPr>
-        <w:t xml:space="preserve">  </w:t>
-      </w:r>
-      <w:r>
-        <w:t>인기도 0의 출발과 첫 독립 영업의 기준 제시</w:t>
-      </w:r>
-    </w:p>
-    <w:p>
-      <w:pPr>
-        <w:pStyle w:val="Direction"/>
-      </w:pPr>
-      <w:r>
-        <w:rPr>
-          <w:rFonts w:hint="eastAsia"/>
-          <w:b/>
-          <w:color w:val="756A63"/>
-        </w:rPr>
-        <w:t>연출</w:t>
-      </w:r>
-      <w:r>
-        <w:rPr>
-          <w:b/>
-          <w:color w:val="756A63"/>
-        </w:rPr>
-        <w:t xml:space="preserve">  </w:t>
-      </w:r>
-      <w:r>
-        <w:t xml:space="preserve">사장이 떠난 주방. 주인공은 </w:t>
-      </w:r>
-      <w:r>
-        <w:rPr>
-          <w:rFonts w:hint="eastAsia"/>
-        </w:rPr>
-        <w:t>식당 일지를 천천히 살펴</w:t>
-      </w:r>
-      <w:r>
-        <w:t xml:space="preserve"> 본다. 낮 준비 화면에는 시간 제한이 없다.</w:t>
-      </w:r>
-    </w:p>
-    <w:p>
-      <w:pPr>
-        <w:pStyle w:val="Dialogue"/>
-      </w:pPr>
-      <w:r>
-        <w:rPr>
-          <w:rFonts w:hint="eastAsia"/>
-          <w:b/>
-          <w:color w:val="7C4A2D"/>
-        </w:rPr>
-        <w:t>주인공</w:t>
-      </w:r>
-      <w:r>
-        <w:tab/>
-      </w:r>
-      <w:r>
-        <w:rPr>
-          <w:rFonts w:hint="eastAsia"/>
-        </w:rPr>
-        <w:t>어젯밤 일이 꿈만 같네</w:t>
-      </w:r>
-    </w:p>
-    <w:p>
-      <w:pPr>
-        <w:pStyle w:val="Dialogue"/>
-      </w:pPr>
-      <w:r>
-        <w:rPr>
-          <w:rFonts w:hint="eastAsia"/>
-          <w:b/>
-          <w:color w:val="7C4A2D"/>
-        </w:rPr>
-        <w:t>주인공</w:t>
-      </w:r>
-      <w:r>
-        <w:tab/>
-      </w:r>
-      <w:r>
-        <w:rPr>
-          <w:rFonts w:hint="eastAsia"/>
-        </w:rPr>
-        <w:t>일단 여러 메뉴를 준비하는건 어려울 것 같으니, 일단 식당일지에 있는 레시피 중 두개씩 늘려보자</w:t>
-      </w:r>
-      <w:r>
-        <w:rPr>
-          <w:rFonts w:hint="eastAsia"/>
-        </w:rPr>
-        <w:t>.</w:t>
-      </w:r>
-    </w:p>
-    <w:p>
-      <w:pPr>
-        <w:pStyle w:val="Direction"/>
-      </w:pPr>
-      <w:r>
-        <w:rPr>
-          <w:rFonts w:hint="eastAsia"/>
-          <w:b/>
-          <w:color w:val="756A63"/>
-        </w:rPr>
-        <w:t>연출</w:t>
-      </w:r>
-      <w:r>
-        <w:rPr>
-          <w:b/>
-          <w:color w:val="756A63"/>
-        </w:rPr>
-        <w:t xml:space="preserve">  </w:t>
-      </w:r>
-      <w:r>
-        <w:rPr>
-          <w:rFonts w:hint="eastAsia"/>
-        </w:rPr>
-        <w:t>다은은 식당일지를 편다</w:t>
-      </w:r>
-    </w:p>
-    <w:p>
-      <w:pPr>
-        <w:pStyle w:val="Dialogue"/>
-      </w:pPr>
-    </w:p>
-    <w:p>
-      <w:pPr>
-        <w:pStyle w:val="Dialogue"/>
-      </w:pPr>
-      <w:r>
-        <w:rPr>
-          <w:rFonts w:hint="eastAsia"/>
-          <w:b/>
-          <w:color w:val="7C4A2D"/>
-        </w:rPr>
-        <w:t>주인공</w:t>
-      </w:r>
-      <w:r>
-        <w:tab/>
-      </w:r>
-      <w:r>
-        <w:rPr>
-          <w:rFonts w:hint="eastAsia"/>
-        </w:rPr>
-        <w:t>일단 해볼게</w:t>
-      </w:r>
-      <w:r>
-        <w:t xml:space="preserve">… </w:t>
-      </w:r>
-      <w:r>
-        <w:rPr>
-          <w:rFonts w:hint="eastAsia"/>
-        </w:rPr>
-        <w:t>어묵탕과 두부김치 어렵지 않은 메뉴네?</w:t>
-      </w:r>
-    </w:p>
-    <w:p>
-      <w:pPr>
-        <w:pStyle w:val="GameplayCue"/>
-      </w:pPr>
-      <w:r>
-        <w:rPr>
-          <w:rFonts w:hint="eastAsia"/>
-          <w:b/>
-          <w:color w:val="35645F"/>
-        </w:rPr>
-        <w:lastRenderedPageBreak/>
-        <w:t>게임플레이</w:t>
-      </w:r>
-      <w:r>
-        <w:rPr>
-          <w:b/>
-          <w:color w:val="35645F"/>
-        </w:rPr>
-        <w:t xml:space="preserve">  </w:t>
-      </w:r>
-      <w:r>
-        <w:t>플레이어는 오늘 준비할 메뉴</w:t>
-      </w:r>
-      <w:r>
-        <w:rPr>
-          <w:rFonts w:hint="eastAsia"/>
-        </w:rPr>
-        <w:t>(어묵탕과 두부김치)를</w:t>
-      </w:r>
-      <w:r>
-        <w:t xml:space="preserve"> 고른다. 준비 가능 메뉴는 최대 다섯 개</w:t>
-      </w:r>
-      <w:r>
-        <w:rPr>
-          <w:rFonts w:hint="eastAsia"/>
-        </w:rPr>
-        <w:t>지만</w:t>
-      </w:r>
-      <w:r>
-        <w:t xml:space="preserve">, </w:t>
-      </w:r>
-      <w:r>
-        <w:rPr>
-          <w:rFonts w:hint="eastAsia"/>
-        </w:rPr>
-        <w:t>해금된 메뉴는 어묵탕과 두부김치만 있어 두 메뉴만 준비 가능하다 두 메뉴를 모두 준비할 때 미니게임이 있다.</w:t>
-      </w:r>
-      <w:r>
-        <w:t xml:space="preserve"> </w:t>
-      </w:r>
-      <w:r>
-        <w:rPr>
-          <w:rFonts w:hint="eastAsia"/>
-        </w:rPr>
-        <w:t>미니게임의 성공도에 따라 재료의 품질이 결정된다.</w:t>
-      </w:r>
-      <w:r>
-        <w:t xml:space="preserve"> </w:t>
-      </w:r>
-      <w:r>
-        <w:rPr>
-          <w:rFonts w:hint="eastAsia"/>
-        </w:rPr>
-        <w:t xml:space="preserve">두 메뉴가 모두 준비된다면 </w:t>
-      </w:r>
-      <w:r>
-        <w:t xml:space="preserve">‘영업준비 완료’를 직접 </w:t>
-      </w:r>
-      <w:r>
-        <w:rPr>
-          <w:rFonts w:hint="eastAsia"/>
-        </w:rPr>
-        <w:t>눌러 영업준비에서 영업을 시작한다</w:t>
-      </w:r>
-      <w:r>
-        <w:t>.</w:t>
-      </w:r>
-    </w:p>
-    <w:p>
-      <w:pPr>
-        <w:pStyle w:val="SystemText"/>
-      </w:pPr>
-      <w:r>
-        <w:rPr>
-          <w:rFonts w:hint="eastAsia"/>
-          <w:color w:val="7C4A2D"/>
-        </w:rPr>
-        <w:t>화면</w:t>
-      </w:r>
-      <w:r>
-        <w:rPr>
-          <w:color w:val="7C4A2D"/>
-        </w:rPr>
-        <w:t xml:space="preserve">  </w:t>
-      </w:r>
-      <w:r>
-        <w:t>인기도 0 · 예상 손님 수 적음</w:t>
-      </w:r>
-    </w:p>
-    <w:p>
-      <w:pPr>
-        <w:pStyle w:val="Direction"/>
-      </w:pPr>
-      <w:r>
-        <w:rPr>
-          <w:rFonts w:hint="eastAsia"/>
-          <w:b/>
-          <w:color w:val="756A63"/>
-        </w:rPr>
-        <w:t>연출</w:t>
-      </w:r>
-      <w:r>
-        <w:rPr>
-          <w:b/>
-          <w:color w:val="756A63"/>
-        </w:rPr>
-        <w:t xml:space="preserve"> </w:t>
-      </w:r>
-      <w:r>
-        <w:rPr>
-          <w:rFonts w:hint="eastAsia"/>
-        </w:rPr>
-        <w:t>블랙아웃 되었다 다시 화면이 들어옴</w:t>
-      </w:r>
-      <w:r>
-        <w:t xml:space="preserve">, </w:t>
-      </w:r>
-      <w:r>
-        <w:rPr>
-          <w:rFonts w:hint="eastAsia"/>
-        </w:rPr>
-        <w:t>밤 영업 에셋 적용</w:t>
-      </w:r>
-    </w:p>
-    <w:p>
-      <w:pPr>
-        <w:pStyle w:val="Direction"/>
-      </w:pPr>
-      <w:r>
-        <w:rPr>
-          <w:rFonts w:hint="eastAsia"/>
-          <w:b/>
-          <w:color w:val="756A63"/>
-        </w:rPr>
-        <w:t>음향</w:t>
-      </w:r>
-      <w:r>
-        <w:rPr>
-          <w:b/>
-          <w:color w:val="756A63"/>
-        </w:rPr>
-        <w:t xml:space="preserve"> </w:t>
-      </w:r>
-      <w:r>
-        <w:t>문종</w:t>
-      </w:r>
-    </w:p>
-    <w:p>
-      <w:pPr>
-        <w:pStyle w:val="Direction"/>
-      </w:pPr>
-      <w:r>
-        <w:rPr>
-          <w:rFonts w:hint="eastAsia"/>
-          <w:b/>
-          <w:color w:val="756A63"/>
-        </w:rPr>
-        <w:t>연출</w:t>
-      </w:r>
-      <w:r>
-        <w:rPr>
-          <w:b/>
-          <w:color w:val="756A63"/>
-        </w:rPr>
-        <w:t xml:space="preserve"> </w:t>
-      </w:r>
-      <w:r>
-        <w:rPr>
-          <w:rFonts w:hint="eastAsia"/>
-        </w:rPr>
-        <w:t>손님이 오면서</w:t>
-      </w:r>
-      <w:r>
-        <w:t xml:space="preserve"> </w:t>
-      </w:r>
-      <w:r>
-        <w:rPr>
-          <w:rFonts w:hint="eastAsia"/>
-        </w:rPr>
-        <w:t>메뉴를 주문한다.</w:t>
-      </w:r>
-    </w:p>
-    <w:p>
-      <w:pPr>
-        <w:pStyle w:val="Bubble"/>
-      </w:pPr>
-      <w:r>
-        <w:rPr>
-          <w:rFonts w:hint="eastAsia"/>
-          <w:b/>
-          <w:color w:val="7C4A2D"/>
-        </w:rPr>
-        <w:t>일반</w:t>
-      </w:r>
-      <w:r>
-        <w:rPr>
-          <w:b/>
-          <w:color w:val="7C4A2D"/>
-        </w:rPr>
-        <w:t xml:space="preserve"> 손님</w:t>
-      </w:r>
-      <w:r>
-        <w:tab/>
-      </w:r>
-      <w:r>
-        <w:rPr>
-          <w:rFonts w:hint="eastAsia"/>
-        </w:rPr>
-        <w:t>어묵탕 주세요.</w:t>
-      </w:r>
-    </w:p>
-    <w:p>
-      <w:pPr>
-        <w:pStyle w:val="Bubble"/>
-      </w:pPr>
-      <w:r>
-        <w:rPr>
-          <w:rFonts w:hint="eastAsia"/>
-          <w:b/>
-          <w:color w:val="7C4A2D"/>
-        </w:rPr>
-        <w:t>일반</w:t>
-      </w:r>
-      <w:r>
-        <w:rPr>
-          <w:b/>
-          <w:color w:val="7C4A2D"/>
-        </w:rPr>
-        <w:t xml:space="preserve"> 손님</w:t>
-      </w:r>
-      <w:r>
-        <w:tab/>
-      </w:r>
-      <w:r>
-        <w:rPr>
-          <w:rFonts w:hint="eastAsia"/>
-        </w:rPr>
-        <w:t>두부김치</w:t>
-      </w:r>
-      <w:r>
-        <w:rPr>
-          <w:rFonts w:hint="eastAsia"/>
-        </w:rPr>
-        <w:t xml:space="preserve"> 주세요</w:t>
-      </w:r>
-    </w:p>
-    <w:p>
-      <w:pPr>
-        <w:pStyle w:val="Direction"/>
-      </w:pPr>
-      <w:r>
-        <w:rPr>
-          <w:rFonts w:hint="eastAsia"/>
-          <w:b/>
-          <w:color w:val="756A63"/>
-        </w:rPr>
-        <w:t>연출</w:t>
-      </w:r>
-      <w:r>
-        <w:rPr>
-          <w:b/>
-          <w:color w:val="756A63"/>
-        </w:rPr>
-        <w:t xml:space="preserve"> </w:t>
-      </w:r>
-      <w:r>
-        <w:rPr>
-          <w:rFonts w:hint="eastAsia"/>
-        </w:rPr>
-        <w:t>손님이 음식을 먹고 가면서 인사한다.</w:t>
-      </w:r>
-    </w:p>
-    <w:p>
-      <w:pPr>
-        <w:pStyle w:val="Bubble"/>
-      </w:pPr>
-      <w:r>
-        <w:rPr>
-          <w:rFonts w:hint="eastAsia"/>
-          <w:b/>
-          <w:color w:val="7C4A2D"/>
-        </w:rPr>
-        <w:t>일반</w:t>
-      </w:r>
-      <w:r>
-        <w:rPr>
-          <w:b/>
-          <w:color w:val="7C4A2D"/>
-        </w:rPr>
-        <w:t xml:space="preserve"> 손님</w:t>
-      </w:r>
-      <w:r>
-        <w:tab/>
-      </w:r>
-      <w:r>
-        <w:rPr>
-          <w:rFonts w:hint="eastAsia"/>
-        </w:rPr>
-        <w:t>잘 먹었습니다.</w:t>
-      </w:r>
-    </w:p>
-    <w:p>
-      <w:pPr>
-        <w:pStyle w:val="Bubble"/>
-      </w:pPr>
-      <w:r>
-        <w:rPr>
-          <w:rFonts w:hint="eastAsia"/>
-          <w:b/>
-          <w:color w:val="7C4A2D"/>
-        </w:rPr>
-        <w:t>일반</w:t>
-      </w:r>
-      <w:r>
-        <w:rPr>
-          <w:b/>
-          <w:color w:val="7C4A2D"/>
-        </w:rPr>
-        <w:t xml:space="preserve"> 손님</w:t>
-      </w:r>
-      <w:r>
-        <w:tab/>
-      </w:r>
-      <w:r>
-        <w:rPr>
-          <w:rFonts w:hint="eastAsia"/>
-        </w:rPr>
-        <w:t>음식이 맛있네요.</w:t>
-      </w:r>
-    </w:p>
-    <w:p>
-      <w:pPr>
-        <w:pStyle w:val="GameplayCue"/>
-      </w:pPr>
-      <w:r>
-        <w:rPr>
-          <w:rFonts w:hint="eastAsia"/>
-          <w:b/>
-          <w:color w:val="35645F"/>
-        </w:rPr>
-        <w:t>게임플레이</w:t>
-      </w:r>
-      <w:r>
-        <w:rPr>
-          <w:b/>
-          <w:color w:val="35645F"/>
-        </w:rPr>
-        <w:t xml:space="preserve">  </w:t>
-      </w:r>
-      <w:r>
-        <w:rPr>
-          <w:rFonts w:hint="eastAsia"/>
-        </w:rPr>
-        <w:t>인기도에 비례해서 손님이 온다.</w:t>
-      </w:r>
-      <w:r>
-        <w:t xml:space="preserve"> </w:t>
-      </w:r>
-      <w:r>
-        <w:rPr>
-          <w:rFonts w:hint="eastAsia"/>
-        </w:rPr>
-        <w:t>손님은 간단하게 주문만 진행한다.</w:t>
-      </w:r>
-    </w:p>
-    <w:p>
-      <w:pPr>
-        <w:pStyle w:val="Journal"/>
-      </w:pPr>
-      <w:r>
-        <w:rPr>
-          <w:rFonts w:hint="eastAsia"/>
-          <w:b/>
-          <w:color w:val="9A6428"/>
-        </w:rPr>
-        <w:t>영업일지</w:t>
-      </w:r>
-      <w:r>
-        <w:rPr>
-          <w:b/>
-          <w:color w:val="9A6428"/>
-        </w:rPr>
-        <w:t xml:space="preserve">  </w:t>
-      </w:r>
-      <w:r>
-        <w:rPr>
-          <w:rFonts w:hint="eastAsia"/>
-        </w:rPr>
-        <w:t>0월 0일</w:t>
-      </w:r>
-      <w:r>
-        <w:rPr>
-          <w:rFonts w:hint="eastAsia"/>
-        </w:rPr>
-        <w:t xml:space="preserve"> 토요일</w:t>
-      </w:r>
-      <w:r>
-        <w:t>.</w:t>
-      </w:r>
-      <w:r>
-        <w:rPr>
-          <w:rFonts w:hint="eastAsia"/>
-        </w:rPr>
-        <w:t xml:space="preserve"> 식당운영 1일차</w:t>
-      </w:r>
-      <w:r>
-        <w:t xml:space="preserve"> </w:t>
-      </w:r>
-      <w:r>
-        <w:rPr>
-          <w:rFonts w:hint="eastAsia"/>
-        </w:rPr>
-        <w:t xml:space="preserve">어제 바빴던 것과는 다르게 </w:t>
-      </w:r>
-      <w:r>
-        <w:t xml:space="preserve">손님은 많지 </w:t>
-      </w:r>
-      <w:r>
-        <w:t>않</w:t>
-      </w:r>
-      <w:r>
-        <w:rPr>
-          <w:rFonts w:hint="eastAsia"/>
-        </w:rPr>
-        <w:t>아 실수 없이 식당을 운영할 수 있었다.</w:t>
-      </w:r>
-      <w:r>
-        <w:t xml:space="preserve"> </w:t>
-      </w:r>
-      <w:r>
-        <w:rPr>
-          <w:rFonts w:hint="eastAsia"/>
-        </w:rPr>
-        <w:t xml:space="preserve">얼떨결에 이어받은 가게 </w:t>
-      </w:r>
-      <w:r>
-        <w:rPr>
-          <w:rFonts w:hint="eastAsia"/>
-        </w:rPr>
-        <w:t>한 달</w:t>
-      </w:r>
-      <w:r>
-        <w:rPr>
-          <w:rFonts w:hint="eastAsia"/>
-        </w:rPr>
-        <w:t xml:space="preserve"> </w:t>
-      </w:r>
-      <w:r>
-        <w:rPr>
-          <w:rFonts w:hint="eastAsia"/>
-        </w:rPr>
-        <w:t>동안 내가 할 수 있을까?</w:t>
-      </w:r>
-      <w:r>
-        <w:rPr>
-          <w:rFonts w:hint="eastAsia"/>
-        </w:rPr>
-        <w:t xml:space="preserve"> </w:t>
-      </w:r>
-    </w:p>
-    <w:p>
-      <w:pPr>
-        <w:pStyle w:val="Journal"/>
-      </w:pPr>
-      <w:r>
-        <w:rPr>
-          <w:rFonts w:hint="eastAsia"/>
-        </w:rPr>
-        <w:t>(구석에 손님에게 친절하게) 라는 메모가 남겨져 있다</w:t>
-      </w:r>
-    </w:p>
-    <w:p>
-      <w:pPr>
-        <w:pStyle w:val="2"/>
-      </w:pPr>
-      <w:r>
-        <w:t>3일차 · 일상 영업</w:t>
-      </w:r>
-    </w:p>
-    <w:p>
-      <w:pPr>
-        <w:pStyle w:val="SceneMetadata"/>
-      </w:pPr>
-      <w:r>
-        <w:rPr>
-          <w:rFonts w:hint="eastAsia"/>
-          <w:b/>
-          <w:color w:val="7C4A2D"/>
-        </w:rPr>
-        <w:t>시점</w:t>
-      </w:r>
-      <w:r>
-        <w:rPr>
-          <w:b/>
-          <w:color w:val="7C4A2D"/>
-        </w:rPr>
-        <w:t xml:space="preserve">  </w:t>
-      </w:r>
-      <w:r>
-        <w:t>3일차 마감</w:t>
-      </w:r>
-    </w:p>
-    <w:p>
-      <w:pPr>
-        <w:pStyle w:val="SceneMetadata"/>
-      </w:pPr>
-      <w:r>
-        <w:rPr>
-          <w:rFonts w:hint="eastAsia"/>
-          <w:b/>
-          <w:color w:val="7C4A2D"/>
-        </w:rPr>
-        <w:t>등장</w:t>
-      </w:r>
-      <w:r>
-        <w:rPr>
-          <w:b/>
-          <w:color w:val="7C4A2D"/>
-        </w:rPr>
-        <w:t xml:space="preserve">  </w:t>
-      </w:r>
-      <w:r>
-        <w:t>주인공</w:t>
-      </w:r>
-    </w:p>
-    <w:p>
-      <w:pPr>
-        <w:pStyle w:val="Journal"/>
-      </w:pPr>
-      <w:r>
-        <w:rPr>
-          <w:rFonts w:hint="eastAsia"/>
-          <w:b/>
-          <w:color w:val="9A6428"/>
-        </w:rPr>
-        <w:t>영업일지</w:t>
-      </w:r>
-      <w:r>
-        <w:rPr>
-          <w:b/>
-          <w:color w:val="9A6428"/>
-        </w:rPr>
-        <w:t xml:space="preserve">  </w:t>
-      </w:r>
-      <w:r>
-        <w:rPr>
-          <w:rFonts w:hint="eastAsia"/>
-        </w:rPr>
-        <w:t xml:space="preserve">0월 0일 </w:t>
-      </w:r>
-      <w:r>
-        <w:rPr>
-          <w:rFonts w:hint="eastAsia"/>
-        </w:rPr>
-        <w:t>월</w:t>
-      </w:r>
-      <w:r>
-        <w:rPr>
-          <w:rFonts w:hint="eastAsia"/>
-        </w:rPr>
-        <w:t xml:space="preserve">요일 식당운영 </w:t>
-      </w:r>
-      <w:r>
-        <w:t>3</w:t>
-      </w:r>
-      <w:r>
-        <w:rPr>
-          <w:rFonts w:hint="eastAsia"/>
-        </w:rPr>
-        <w:t>일차</w:t>
-      </w:r>
-      <w:r>
-        <w:br/>
-      </w:r>
-      <w:r>
-        <w:rPr>
-          <w:rFonts w:hint="eastAsia"/>
-        </w:rPr>
-        <w:t xml:space="preserve">손님들이 맛있게 먹고 가는 모습을 보니 힘이 난다. </w:t>
-      </w:r>
-      <w:r>
-        <w:br/>
-      </w:r>
-      <w:r>
-        <w:rPr>
-          <w:rFonts w:hint="eastAsia"/>
-        </w:rPr>
-        <w:t xml:space="preserve">문득 음식을 하면서 든 생각 </w:t>
-      </w:r>
-      <w:r>
-        <w:rPr>
-          <w:rFonts w:hint="eastAsia"/>
-        </w:rPr>
-        <w:t>사장님은 어디서 요리를 하셨길래 이렇게 맛있는 레시피를 가지고 계셨을까?</w:t>
-      </w:r>
-      <w:r>
-        <w:t xml:space="preserve"> </w:t>
-      </w:r>
-      <w:r>
-        <w:rPr>
-          <w:rFonts w:hint="eastAsia"/>
-        </w:rPr>
-        <w:t>사장님의 정체가 궁금해지는 하루였다.</w:t>
-      </w:r>
-    </w:p>
-    <w:p>
-      <w:pPr>
-        <w:pStyle w:val="2"/>
-      </w:pPr>
-      <w:r>
-        <w:lastRenderedPageBreak/>
-        <w:t>C1-02. 숫자로 남지 않는 것</w:t>
-      </w:r>
-    </w:p>
-    <w:p>
-      <w:pPr>
-        <w:pStyle w:val="SceneMetadata"/>
-      </w:pPr>
-      <w:r>
-        <w:rPr>
-          <w:rFonts w:hint="eastAsia"/>
-          <w:b/>
-          <w:color w:val="7C4A2D"/>
-        </w:rPr>
-        <w:t>시점</w:t>
-      </w:r>
-      <w:r>
-        <w:rPr>
-          <w:b/>
-          <w:color w:val="7C4A2D"/>
-        </w:rPr>
-        <w:t xml:space="preserve">  </w:t>
-      </w:r>
-      <w:r>
-        <w:t>4일차 마감</w:t>
-      </w:r>
-    </w:p>
-    <w:p>
-      <w:pPr>
-        <w:pStyle w:val="SceneMetadata"/>
-      </w:pPr>
-      <w:r>
-        <w:rPr>
-          <w:rFonts w:hint="eastAsia"/>
-          <w:b/>
-          <w:color w:val="7C4A2D"/>
-        </w:rPr>
-        <w:t>등장</w:t>
-      </w:r>
-      <w:r>
-        <w:rPr>
-          <w:b/>
-          <w:color w:val="7C4A2D"/>
-        </w:rPr>
-        <w:t xml:space="preserve">  </w:t>
-      </w:r>
-      <w:r>
-        <w:t>주인공</w:t>
-      </w:r>
-    </w:p>
-    <w:p>
-      <w:pPr>
-        <w:pStyle w:val="SceneMetadata"/>
-      </w:pPr>
-      <w:r>
-        <w:rPr>
-          <w:rFonts w:hint="eastAsia"/>
-          <w:b/>
-          <w:color w:val="7C4A2D"/>
-        </w:rPr>
-        <w:t>목적</w:t>
-      </w:r>
-      <w:r>
-        <w:rPr>
-          <w:b/>
-          <w:color w:val="7C4A2D"/>
-        </w:rPr>
-        <w:t xml:space="preserve">  </w:t>
-      </w:r>
-      <w:r>
-        <w:t>폐기 손실과 게임의 정서적 보상을 함께 제시</w:t>
-      </w:r>
-    </w:p>
-    <w:p>
-      <w:pPr>
-        <w:pStyle w:val="Direction"/>
-      </w:pPr>
-      <w:r>
-        <w:rPr>
-          <w:rFonts w:hint="eastAsia"/>
-          <w:b/>
-          <w:color w:val="756A63"/>
-        </w:rPr>
-        <w:t>연출</w:t>
-      </w:r>
-      <w:r>
-        <w:rPr>
-          <w:b/>
-          <w:color w:val="756A63"/>
-        </w:rPr>
-        <w:t xml:space="preserve">  </w:t>
-      </w:r>
-      <w:r>
-        <w:t xml:space="preserve">3일차까지의 짧은 </w:t>
-      </w:r>
-      <w:r>
-        <w:rPr>
-          <w:rFonts w:hint="eastAsia"/>
-        </w:rPr>
-        <w:t>기억이 스쳐</w:t>
-      </w:r>
-      <w:r>
-        <w:t>지나간다. 4일차 마감 후 준비 음식 일부가 남고, 주인공이 수량과 비용을 기록한 뒤 폐기한다.</w:t>
-      </w:r>
-    </w:p>
-    <w:p>
-      <w:pPr>
-        <w:pStyle w:val="SystemText"/>
-      </w:pPr>
-      <w:r>
-        <w:rPr>
-          <w:rFonts w:hint="eastAsia"/>
-          <w:color w:val="7C4A2D"/>
-        </w:rPr>
-        <w:t>화면</w:t>
-      </w:r>
-      <w:r>
-        <w:rPr>
-          <w:color w:val="7C4A2D"/>
-        </w:rPr>
-        <w:t xml:space="preserve">  </w:t>
-      </w:r>
-      <w:r>
-        <w:t xml:space="preserve">오늘 남은 준비 음식은 마감 후 폐기했습니다. </w:t>
-      </w:r>
-      <w:r>
-        <w:t>폐</w:t>
-      </w:r>
-      <w:r>
-        <w:rPr>
-          <w:rFonts w:hint="eastAsia"/>
-        </w:rPr>
-        <w:t>기된 준비 음식은 재활용 할 수 없습니다</w:t>
-      </w:r>
-      <w:r>
-        <w:t>.</w:t>
-      </w:r>
-    </w:p>
-    <w:p>
-      <w:pPr>
-        <w:pStyle w:val="Dialogue"/>
-      </w:pPr>
-      <w:r>
-        <w:rPr>
-          <w:rFonts w:hint="eastAsia"/>
-          <w:b/>
-          <w:color w:val="7C4A2D"/>
-        </w:rPr>
-        <w:t>주인공</w:t>
+        <w:t>김다은</w:t>
       </w:r>
       <w:r>
         <w:tab/>
@@ -5431,7 +5428,7 @@
           <w:b/>
           <w:color w:val="7C4A2D"/>
         </w:rPr>
-        <w:t>주인공</w:t>
+        <w:t>김다은</w:t>
       </w:r>
       <w:r>
         <w:tab/>
@@ -5478,7 +5475,7 @@
         <w:t xml:space="preserve">A 반응  </w:t>
       </w:r>
       <w:r>
-        <w:t>폐기 예상량이 줄고 품절 가능성이 조금 높아진다.</w:t>
+        <w:t>Day 5에는 선택한 메뉴를 각각 2인분만 준비한다. 폐기 예상량이 줄고 품절 가능성이 조금 높아진다.</w:t>
       </w:r>
     </w:p>
     <w:p>
@@ -5676,7 +5673,7 @@
           <w:b/>
           <w:color w:val="7C4A2D"/>
         </w:rPr>
-        <w:t>주인공</w:t>
+        <w:t>김다은</w:t>
       </w:r>
       <w:r>
         <w:tab/>
@@ -5759,7 +5756,6 @@
           <w:b/>
           <w:color w:val="7C4A2D"/>
         </w:rPr>
-        <w:lastRenderedPageBreak/>
         <w:t>일반</w:t>
       </w:r>
       <w:r>
@@ -6346,7 +6342,6 @@
           <w:b/>
           <w:color w:val="7C4A2D"/>
         </w:rPr>
-        <w:lastRenderedPageBreak/>
         <w:t>???(박기철)</w:t>
       </w:r>
       <w:r>
@@ -6390,7 +6385,7 @@
           <w:b/>
           <w:color w:val="7C4A2D"/>
         </w:rPr>
-        <w:t>주인공</w:t>
+        <w:t>김다은</w:t>
       </w:r>
       <w:r>
         <w:tab/>
@@ -6424,7 +6419,7 @@
           <w:b/>
           <w:color w:val="7C4A2D"/>
         </w:rPr>
-        <w:t>주인공</w:t>
+        <w:t>김다은</w:t>
       </w:r>
       <w:r>
         <w:tab/>
@@ -6500,7 +6495,7 @@
           <w:b/>
           <w:color w:val="7C4A2D"/>
         </w:rPr>
-        <w:t>주인공</w:t>
+        <w:t>김다은</w:t>
       </w:r>
       <w:r>
         <w:tab/>
@@ -6813,7 +6808,7 @@
           <w:b/>
           <w:color w:val="7C4A2D"/>
         </w:rPr>
-        <w:t>주인공</w:t>
+        <w:t>김다은</w:t>
       </w:r>
       <w:r>
         <w:tab/>
@@ -6909,7 +6904,7 @@
           <w:b/>
           <w:color w:val="7C4A2D"/>
         </w:rPr>
-        <w:t>주인공</w:t>
+        <w:t>김다은</w:t>
       </w:r>
       <w:r>
         <w:tab/>
@@ -6935,7 +6930,6 @@
           <w:b/>
           <w:color w:val="7C4A2D"/>
         </w:rPr>
-        <w:lastRenderedPageBreak/>
         <w:t>박기철</w:t>
       </w:r>
       <w:r>
@@ -7180,7 +7174,7 @@
           <w:b/>
           <w:color w:val="7C4A2D"/>
         </w:rPr>
-        <w:t>주인공</w:t>
+        <w:t>김다은</w:t>
       </w:r>
       <w:r>
         <w:tab/>
@@ -7219,7 +7213,7 @@
           <w:b/>
           <w:color w:val="7C4A2D"/>
         </w:rPr>
-        <w:t>주인공</w:t>
+        <w:t>김다은</w:t>
       </w:r>
       <w:r>
         <w:tab/>
@@ -7252,7 +7246,15 @@
       </w:r>
       <w:r>
         <w:tab/>
-        <w:t>그게 더 무서운 선생님인데.</w:t>
+      </w:r>
+      <w:r>
+        <w:rPr>
+          <w:rFonts w:hint="eastAsia"/>
+        </w:rPr>
+        <w:t>그게</w:t>
+      </w:r>
+      <w:r>
+        <w:t xml:space="preserve"> 더 무서운 선생님인데, 수요일에 검사받으러 오겠습니다 김치전은 덤이고요</w:t>
       </w:r>
     </w:p>
     <w:p>
@@ -7310,7 +7312,7 @@
           <w:b/>
           <w:color w:val="7C4A2D"/>
         </w:rPr>
-        <w:t>주인공</w:t>
+        <w:t>김다은</w:t>
       </w:r>
       <w:r>
         <w:tab/>
@@ -7401,7 +7403,6 @@
         <w:pStyle w:val="2"/>
       </w:pPr>
       <w:r>
-        <w:lastRenderedPageBreak/>
         <w:t>G-03. 다음번이 있는 식사</w:t>
       </w:r>
     </w:p>
@@ -7471,7 +7472,13 @@
         <w:t xml:space="preserve"> 조리  </w:t>
       </w:r>
       <w:r>
-        <w:t>[박기철 특별 메뉴 TBD] · 한 접시 안의 두 식감</w:t>
+        <w:rPr>
+          <w:rFonts w:hint="eastAsia"/>
+        </w:rPr>
+        <w:t>김치전</w:t>
+      </w:r>
+      <w:r>
+        <w:t xml:space="preserve"> · 한 접시 안의 두 식감</w:t>
       </w:r>
     </w:p>
     <w:p>
@@ -7553,7 +7560,7 @@
           <w:b/>
           <w:color w:val="7C4A2D"/>
         </w:rPr>
-        <w:t>주인공</w:t>
+        <w:t>김다은</w:t>
       </w:r>
       <w:r>
         <w:tab/>
@@ -7610,7 +7617,7 @@
           <w:b/>
           <w:color w:val="7C4A2D"/>
         </w:rPr>
-        <w:t>주인공</w:t>
+        <w:t>김다은</w:t>
       </w:r>
       <w:r>
         <w:tab/>
@@ -7763,7 +7770,7 @@
         <w:t xml:space="preserve"> 반응  </w:t>
       </w:r>
       <w:r>
-        <w:t>특별 완성 대사는 줄어들지만 기철은 사진 대신 짧은 식사 제안을 보낸다.</w:t>
+        <w:t>평소 난이도로 조리한다. 완성도 80점을 기준으로 반응이 나뉘며 다음 식사 제안은 동일하게 이어진다.</w:t>
       </w:r>
     </w:p>
     <w:p>
@@ -7824,7 +7831,14 @@
           <w:b/>
           <w:color w:val="9A6428"/>
         </w:rPr>
-        <w:t xml:space="preserve"> 완성  </w:t>
+        <w:t xml:space="preserve"> 완성(완성도 80점 이상)</w:t>
+      </w:r>
+      <w:r>
+        <w:rPr>
+          <w:b/>
+          <w:color w:val="9A6428"/>
+        </w:rPr>
+        <w:t xml:space="preserve">  </w:t>
       </w:r>
       <w:r>
         <w:t>박기철: “한쪽만 먹으면 아쉽고, 번갈아 먹으니 딱 맞네요. 우리 둘이 식탁에서 이걸로 얼마나 싸웠는지.”</w:t>
@@ -7847,7 +7861,14 @@
           <w:b/>
           <w:color w:val="9A6428"/>
         </w:rPr>
-        <w:t xml:space="preserve"> 아쉬움  </w:t>
+        <w:t xml:space="preserve"> 아쉬움(완성도 80점 미만)</w:t>
+      </w:r>
+      <w:r>
+        <w:rPr>
+          <w:b/>
+          <w:color w:val="9A6428"/>
+        </w:rPr>
+        <w:t xml:space="preserve">  </w:t>
       </w:r>
       <w:r>
         <w:t>박기철: “바삭한 쪽이 조금 더 갔네요. 그 애는 오히려 이쪽이 좋다고 했을 겁니다. 다음에 직접 물어보죠.”</w:t>
@@ -7907,7 +7928,7 @@
           <w:b/>
           <w:color w:val="7C4A2D"/>
         </w:rPr>
-        <w:t>주인공</w:t>
+        <w:t>김다은</w:t>
       </w:r>
       <w:r>
         <w:tab/>
@@ -7973,7 +7994,6 @@
           <w:b/>
           <w:color w:val="756A63"/>
         </w:rPr>
-        <w:lastRenderedPageBreak/>
         <w:t>연출</w:t>
       </w:r>
       <w:r>
@@ -8041,7 +8061,7 @@
           <w:b/>
           <w:color w:val="7C4A2D"/>
         </w:rPr>
-        <w:t>주인공</w:t>
+        <w:t>김다은</w:t>
       </w:r>
       <w:r>
         <w:tab/>
@@ -8449,7 +8469,7 @@
           <w:b/>
           <w:color w:val="7C4A2D"/>
         </w:rPr>
-        <w:t>주인공</w:t>
+        <w:t>김다은</w:t>
       </w:r>
       <w:r>
         <w:tab/>
@@ -8500,7 +8520,7 @@
           <w:b/>
           <w:color w:val="7C4A2D"/>
         </w:rPr>
-        <w:t>주인공</w:t>
+        <w:t>김다은</w:t>
       </w:r>
       <w:r>
         <w:tab/>
@@ -8608,7 +8628,7 @@
           <w:b/>
           <w:color w:val="7C4A2D"/>
         </w:rPr>
-        <w:t>주인공</w:t>
+        <w:t>김다은</w:t>
       </w:r>
       <w:r>
         <w:tab/>
@@ -8656,7 +8676,7 @@
           <w:b/>
           <w:color w:val="7C4A2D"/>
         </w:rPr>
-        <w:t>주인공</w:t>
+        <w:t>김다은</w:t>
       </w:r>
       <w:r>
         <w:tab/>
@@ -8737,7 +8757,7 @@
           <w:b/>
           <w:color w:val="7C4A2D"/>
         </w:rPr>
-        <w:t>주인공</w:t>
+        <w:t>김다은</w:t>
       </w:r>
       <w:r>
         <w:tab/>
@@ -8808,7 +8828,7 @@
           <w:b/>
           <w:color w:val="7C4A2D"/>
         </w:rPr>
-        <w:t>주인공</w:t>
+        <w:t>김다은</w:t>
       </w:r>
       <w:r>
         <w:tab/>
@@ -8992,15 +9012,22 @@
           <w:b/>
           <w:color w:val="7C4A2D"/>
         </w:rPr>
-        <w:t xml:space="preserve"> </w:t>
-      </w:r>
-      <w:r>
-        <w:rPr>
-          <w:rFonts w:hint="eastAsia"/>
-          <w:b/>
-          <w:color w:val="7C4A2D"/>
-        </w:rPr>
-        <w:t>80이상</w:t>
+        <w:t xml:space="preserve"> 60</w:t>
+      </w:r>
+      <w:r>
+        <w:rPr>
+          <w:rFonts w:hint="eastAsia"/>
+          <w:b/>
+          <w:color w:val="7C4A2D"/>
+        </w:rPr>
+        <w:t>이상</w:t>
+      </w:r>
+      <w:r>
+        <w:rPr>
+          <w:b/>
+          <w:color w:val="7C4A2D"/>
+        </w:rPr>
+        <w:t xml:space="preserve">  </w:t>
       </w:r>
     </w:p>
     <w:p>
@@ -9018,19 +9045,10 @@
         <w:rPr>
           <w:rFonts w:hint="eastAsia"/>
         </w:rPr>
-        <w:t xml:space="preserve">다은씨 </w:t>
-      </w:r>
-      <w:r>
-        <w:rPr>
-          <w:rFonts w:hint="eastAsia"/>
-        </w:rPr>
-        <w:t>음식</w:t>
-      </w:r>
-      <w:r>
-        <w:rPr>
-          <w:rFonts w:hint="eastAsia"/>
-        </w:rPr>
-        <w:t xml:space="preserve"> 잘하네 금방 유명해지겠는데?</w:t>
+        <w:t>괜찮네요</w:t>
+      </w:r>
+      <w:r>
+        <w:t>. 잘 먹었어요.</w:t>
       </w:r>
     </w:p>
     <w:p>
@@ -9058,7 +9076,7 @@
           <w:b/>
           <w:color w:val="7C4A2D"/>
         </w:rPr>
-        <w:t>이상</w:t>
+        <w:t>미만</w:t>
       </w:r>
       <w:r>
         <w:rPr>
@@ -9074,73 +9092,17 @@
       </w:pPr>
       <w:r>
         <w:rPr>
+          <w:rFonts w:hint="eastAsia"/>
           <w:b/>
           <w:color w:val="35645F"/>
         </w:rPr>
-        <w:t xml:space="preserve">B 반응  </w:t>
-      </w:r>
-      <w:r>
-        <w:rPr>
-          <w:rFonts w:hint="eastAsia"/>
-        </w:rPr>
-        <w:t>괜찮네요</w:t>
-      </w:r>
-      <w:r>
-        <w:t>. 잘 먹었어요.</w:t>
-      </w:r>
-    </w:p>
-    <w:p>
-      <w:pPr>
-        <w:pStyle w:val="Choice"/>
-      </w:pPr>
-      <w:r>
-        <w:rPr>
-          <w:rFonts w:hint="eastAsia"/>
-          <w:b/>
-          <w:color w:val="7C4A2D"/>
-        </w:rPr>
-        <w:t>완성도</w:t>
-      </w:r>
-      <w:r>
-        <w:rPr>
-          <w:b/>
-          <w:color w:val="7C4A2D"/>
-        </w:rPr>
-        <w:t xml:space="preserve"> 60</w:t>
-      </w:r>
-      <w:r>
-        <w:rPr>
-          <w:rFonts w:hint="eastAsia"/>
-          <w:b/>
-          <w:color w:val="7C4A2D"/>
-        </w:rPr>
-        <w:t>미만</w:t>
-      </w:r>
-      <w:r>
-        <w:rPr>
-          <w:b/>
-          <w:color w:val="7C4A2D"/>
-        </w:rPr>
-        <w:t xml:space="preserve">  </w:t>
-      </w:r>
-    </w:p>
-    <w:p>
-      <w:pPr>
-        <w:pStyle w:val="BranchResponse"/>
-      </w:pPr>
-      <w:r>
-        <w:rPr>
-          <w:rFonts w:hint="eastAsia"/>
+        <w:t>B</w:t>
+      </w:r>
+      <w:r>
+        <w:rPr>
           <w:b/>
           <w:color w:val="35645F"/>
         </w:rPr>
-        <w:t>C</w:t>
-      </w:r>
-      <w:r>
-        <w:rPr>
-          <w:b/>
-          <w:color w:val="35645F"/>
-        </w:rPr>
         <w:t xml:space="preserve"> 반응  </w:t>
       </w:r>
       <w:r>
@@ -9212,7 +9174,6 @@
           <w:b/>
           <w:color w:val="7C4A2D"/>
         </w:rPr>
-        <w:lastRenderedPageBreak/>
         <w:t>팀장</w:t>
       </w:r>
       <w:r>
@@ -9258,8 +9219,6 @@
         </w:rPr>
         <w:t>복귀하는거지</w:t>
       </w:r>
-      <w:bookmarkStart w:id="0" w:name="_GoBack"/>
-      <w:bookmarkEnd w:id="0"/>
       <w:r>
         <w:rPr>
           <w:rFonts w:hint="eastAsia"/>
@@ -9277,7 +9236,7 @@
           <w:b/>
           <w:color w:val="7C4A2D"/>
         </w:rPr>
-        <w:t>주인공</w:t>
+        <w:t>김다은</w:t>
       </w:r>
       <w:r>
         <w:tab/>
@@ -9490,7 +9449,7 @@
           <w:b/>
           <w:color w:val="7C4A2D"/>
         </w:rPr>
-        <w:t>주인공</w:t>
+        <w:t>김다은</w:t>
       </w:r>
       <w:r>
         <w:tab/>
@@ -9579,7 +9538,7 @@
           <w:b/>
           <w:color w:val="7C4A2D"/>
         </w:rPr>
-        <w:t>주인공</w:t>
+        <w:t>김다은</w:t>
       </w:r>
       <w:r>
         <w:tab/>
@@ -9781,7 +9740,7 @@
           <w:b/>
           <w:color w:val="7C4A2D"/>
         </w:rPr>
-        <w:t>주인공</w:t>
+        <w:t>김다은</w:t>
       </w:r>
       <w:r>
         <w:tab/>
@@ -9798,7 +9757,6 @@
           <w:b/>
           <w:color w:val="756A63"/>
         </w:rPr>
-        <w:lastRenderedPageBreak/>
         <w:t>연출</w:t>
       </w:r>
       <w:r>
@@ -9837,7 +9795,7 @@
           <w:b/>
           <w:color w:val="7C4A2D"/>
         </w:rPr>
-        <w:t>주인공</w:t>
+        <w:t>김다은</w:t>
       </w:r>
       <w:r>
         <w:tab/>
@@ -9863,7 +9821,7 @@
           <w:b/>
           <w:color w:val="7C4A2D"/>
         </w:rPr>
-        <w:t>주인공</w:t>
+        <w:t>김다은</w:t>
       </w:r>
       <w:r>
         <w:tab/>
@@ -9880,7 +9838,7 @@
           <w:b/>
           <w:color w:val="7C4A2D"/>
         </w:rPr>
-        <w:t>주인공</w:t>
+        <w:t>김다은</w:t>
       </w:r>
       <w:r>
         <w:tab/>
@@ -10225,7 +10183,6 @@
         <w:pStyle w:val="2"/>
       </w:pPr>
       <w:r>
-        <w:lastRenderedPageBreak/>
         <w:t>8.2 식사와 퇴장</w:t>
       </w:r>
     </w:p>
@@ -10612,7 +10569,7 @@
         <w:t>박기철</w:t>
       </w:r>
       <w:r>
-        <w:t xml:space="preserve"> 특별 조리용 두 식감·두 타이밍 표현. 구체 음식과 레시피는 TBD</w:t>
+        <w:t xml:space="preserve"> 특별 김치전용 두 식감·두 타이밍 표현. 구체 조리 연출과 최종 에셋은 TBD</w:t>
       </w:r>
     </w:p>
     <w:p>
@@ -10689,7 +10646,6 @@
         <w:rPr>
           <w:rFonts w:hint="eastAsia"/>
         </w:rPr>
-        <w:lastRenderedPageBreak/>
         <w:t xml:space="preserve">팀장의 직접 출연은 </w:t>
       </w:r>
       <w:r>
@@ -10846,11 +10802,7 @@
     </w:p>
     <w:p>
       <w:r>
-        <w:t xml:space="preserve">7일차에는 주인공이 퇴사한 회사의 팀장이 손님으로 찾아온다. 팀장은 이번 달 안이라면 복귀 협의를 현실적으로 시작할 수 있다고 알려 주지만 답을 강요하지 않는다. 주인공은 식당이 ‘나름 할 만했다’는 감각과 돌아갈 자리가 남아 있다는 안도 사이에서 더 깊이 흔들린다. 영업 </w:t>
-      </w:r>
-      <w:r>
-        <w:lastRenderedPageBreak/>
-        <w:t>팻말은 뒤집지만 주방 불은 끄지 않은 채, ‘제1장 끝 · 불은 아직 켜져 있다’라는 문구로 프롤로그와 첫 장이 끝난다.</w:t>
+        <w:t>7일차에는 주인공이 퇴사한 회사의 팀장이 손님으로 찾아온다. 팀장은 이번 달 안이라면 복귀 협의를 현실적으로 시작할 수 있다고 알려 주지만 답을 강요하지 않는다. 주인공은 식당이 ‘나름 할 만했다’는 감각과 돌아갈 자리가 남아 있다는 안도 사이에서 더 깊이 흔들린다. 영업 팻말은 뒤집지만 주방 불은 끄지 않은 채, ‘제1장 끝 · 불은 아직 켜져 있다’라는 문구로 프롤로그와 첫 장이 끝난다.</w:t>
       </w:r>
     </w:p>
     <w:sectPr>
@@ -10918,7 +10870,7 @@
       <w:rPr>
         <w:noProof/>
       </w:rPr>
-      <w:t>19</w:t>
+      <w:t>1</w:t>
     </w:r>
     <w:r>
       <w:rPr>
